--- a/대본/5부/03화_Territories.docx
+++ b/대본/5부/03화_Territories.docx
@@ -2,7 +2,7 @@
 <file path=word/document.xml><?xml version="1.0" encoding="utf-8"?>
 <w:document xmlns:w="http://schemas.openxmlformats.org/wordprocessingml/2006/main" xmlns:m="http://schemas.openxmlformats.org/officeDocument/2006/math" xmlns:r="http://schemas.openxmlformats.org/officeDocument/2006/relationships" xmlns:o="urn:schemas-microsoft-com:office:office" xmlns:v="urn:schemas-microsoft-com:vml" xmlns:w10="urn:schemas-microsoft-com:office:word" xmlns:a="http://schemas.openxmlformats.org/drawingml/2006/main" xmlns:pic="http://schemas.openxmlformats.org/drawingml/2006/picture" xmlns:wp="http://schemas.openxmlformats.org/drawingml/2006/wordprocessingDrawing">
   <w:body>
-    <w:bookmarkStart w:id="31" w:name="ship-it-5부-3화"/>
+    <w:bookmarkStart w:id="32" w:name="ship-it-5부-3화"/>
     <w:p>
       <w:pPr>
         <w:pStyle w:val="Heading1"/>
@@ -65,7 +65,7 @@
         <w:t xml:space="preserve"> </w:t>
       </w:r>
       <w:r>
-        <w:t xml:space="preserve">- 규칙: 지문 없음. 전 화 100% 「화자명: 대사」. 1턴 20단어 이내(연설 인용 예외 2줄, 40단어 이내).</w:t>
+        <w:t xml:space="preserve">- 규칙: 지문 없음. 전 화 100% 「화자명: 대사」. 1턴 20단어 이내 + 긴 턴 10~15회(30~60단어)(연설 인용 예외 2줄, 40단어 이내).</w:t>
       </w:r>
       <w:r>
         <w:t xml:space="preserve"> </w:t>
@@ -309,13 +309,13 @@
         </w:numPr>
       </w:pPr>
       <w:r>
-        <w:t xml:space="preserve">SOFIA: I called people I’ve worked with. Then they called people they trust. That’s a network.</w:t>
-      </w:r>
-      <w:r>
-        <w:t xml:space="preserve"> </w:t>
-      </w:r>
-      <w:r>
-        <w:t xml:space="preserve">소피아: 같이 일했던 사람들한테 전화했어요. 그다음 그 사람들이 믿는 사람들한테 전화했고요. 그게 네트워크예요.</w:t>
+        <w:t xml:space="preserve">SOFIA: I called people I’ve worked with over twenty years, people I’d already seen in front of a difficult doctor. Then they called people they trust. That’s a network, and it’s faster than any recruiter.</w:t>
+      </w:r>
+      <w:r>
+        <w:t xml:space="preserve"> </w:t>
+      </w:r>
+      <w:r>
+        <w:t xml:space="preserve">소피아: 20년 동안 같이 일했던 사람들, 까다로운 의사 앞에서 어떻게 하는지 이미 본 사람들한테 전화했어요. 그다음 그 사람들이 믿는 사람들한테 전화했고요. 그게 네트워크예요. 어떤 헤드헌터보다 빠르죠.</w:t>
       </w:r>
     </w:p>
     <w:p>
@@ -591,13 +591,13 @@
         </w:numPr>
       </w:pPr>
       <w:r>
-        <w:t xml:space="preserve">TYLER: Price. Flex is cheaper. And Halvern’s rep brings lunch every week.</w:t>
-      </w:r>
-      <w:r>
-        <w:t xml:space="preserve"> </w:t>
-      </w:r>
-      <w:r>
-        <w:t xml:space="preserve">타일러: 가격이요. 플렉스가 더 싸요. 그리고 할번 영업 사원이 매주 점심을 사 와요.</w:t>
+        <w:t xml:space="preserve">TYLER: Price, mostly. Flex is ninety-six dollars cheaper, and that’s the first thing they mention. And Halvern’s rep brings lunch to the office every week, so by the time I walk in, the staff already have a favorite.</w:t>
+      </w:r>
+      <w:r>
+        <w:t xml:space="preserve"> </w:t>
+      </w:r>
+      <w:r>
+        <w:t xml:space="preserve">타일러: 주로 가격이요. 플렉스가 96달러 싸고, 그게 그분들이 제일 먼저 꺼내는 얘기예요. 그리고 할번 영업 사원이 매주 병원에 점심을 사 와서, 제가 들어갈 때쯤이면 직원들은 이미 마음에 둔 쪽이 있어요.</w:t>
       </w:r>
     </w:p>
     <w:p>
@@ -625,13 +625,13 @@
         </w:numPr>
       </w:pPr>
       <w:r>
-        <w:t xml:space="preserve">ROSA: The recall. My clinics in LA trusted us more after it. I didn’t expect that.</w:t>
-      </w:r>
-      <w:r>
-        <w:t xml:space="preserve"> </w:t>
-      </w:r>
-      <w:r>
-        <w:t xml:space="preserve">로사: 회수요. LA 제 병원들이 그 후에 우릴 더 믿었어요. 예상 못 했어요.</w:t>
+        <w:t xml:space="preserve">ROSA: The recall. I was sure I’d lose half my clinics in LA after it. Instead, they trusted us more, because we called them before they heard it from anyone else. I really didn’t expect that.</w:t>
+      </w:r>
+      <w:r>
+        <w:t xml:space="preserve"> </w:t>
+      </w:r>
+      <w:r>
+        <w:t xml:space="preserve">로사: 회수요. 그 일 이후 LA 병원 절반은 잃을 거라고 확신했어요. 그런데 오히려 우릴 더 믿었어요. 다른 데서 듣기 전에 우리가 먼저 전화했으니까요. 정말 예상 못 했어요.</w:t>
       </w:r>
     </w:p>
     <w:p>
@@ -971,13 +971,13 @@
         </w:numPr>
       </w:pPr>
       <w:r>
-        <w:t xml:space="preserve">GRACE: Slightly lower. Because it’s harder. We don’t punish you for Halvern’s lunch budget.</w:t>
-      </w:r>
-      <w:r>
-        <w:t xml:space="preserve"> </w:t>
-      </w:r>
-      <w:r>
-        <w:t xml:space="preserve">그레이스: 약간 낮아요. 더 어려우니까요. 할번 점심 예산 때문에 여러분을 벌주진 않아요.</w:t>
+        <w:t xml:space="preserve">GRACE: Slightly lower, because it’s harder to win a clinic where Flex is already on the shelf. The goal is a quota that measures your work, not your luck with geography. We don’t punish you for Halvern’s lunch budget.</w:t>
+      </w:r>
+      <w:r>
+        <w:t xml:space="preserve"> </w:t>
+      </w:r>
+      <w:r>
+        <w:t xml:space="preserve">그레이스: 약간 낮아요. 플렉스가 이미 선반에 있는 병원을 따내는 건 더 어려우니까요. 목표는 지역 운이 아니라 여러분의 노력을 측정하는 할당량이에요. 할번 점심 예산 때문에 여러분을 벌주진 않아요.</w:t>
       </w:r>
     </w:p>
     <w:p>
@@ -1056,13 +1056,13 @@
         </w:numPr>
       </w:pPr>
       <w:r>
-        <w:t xml:space="preserve">SOFIA: Everyone hits quota? Too easy. Nobody hits it? A fantasy. Fantasy quotas make people cheat.</w:t>
-      </w:r>
-      <w:r>
-        <w:t xml:space="preserve"> </w:t>
-      </w:r>
-      <w:r>
-        <w:t xml:space="preserve">소피아: 모두 달성하면? 너무 쉬운 거. 아무도 못 하면? 환상. 환상적인 할당량은 사람들을 부정행위로 몰아요.</w:t>
+        <w:t xml:space="preserve">SOFIA: If everyone hits quota, it’s too easy, and the company is planning on the wrong number. If nobody hits it, it’s a fantasy. And fantasy quotas make good people cheat, because they feel they have no honest way to win.</w:t>
+      </w:r>
+      <w:r>
+        <w:t xml:space="preserve"> </w:t>
+      </w:r>
+      <w:r>
+        <w:t xml:space="preserve">소피아: 모두 달성하면 너무 쉬운 거고, 회사는 잘못된 숫자로 계획을 세우는 거예요. 아무도 못 하면 환상이고요. 그리고 환상적인 할당량은 좋은 사람들까지 부정행위로 몰아요. 정직하게 이길 방법이 없다고 느끼니까요.</w:t>
       </w:r>
     </w:p>
     <w:p>
@@ -1107,13 +1107,13 @@
         </w:numPr>
       </w:pPr>
       <w:r>
-        <w:t xml:space="preserve">DEREK: I’ve seen all three. At Kessler.</w:t>
-      </w:r>
-      <w:r>
-        <w:t xml:space="preserve"> </w:t>
-      </w:r>
-      <w:r>
-        <w:t xml:space="preserve">데릭: 셋 다 봤어요. 케슬러에서.</w:t>
+        <w:t xml:space="preserve">DEREK: I’ve seen all three, at Kessler. Not from bad people, either. From good reps with a quota nobody could hit and a manager asking every Friday where the numbers were. That pressure changes people faster than you’d think.</w:t>
+      </w:r>
+      <w:r>
+        <w:t xml:space="preserve"> </w:t>
+      </w:r>
+      <w:r>
+        <w:t xml:space="preserve">데릭: 셋 다 봤어요, 케슬러에서. 그것도 나쁜 사람들이 아니었어요. 아무도 달성 못 할 할당량을 받은 좋은 영업 사원들, 그리고 매주 금요일마다 숫자 어디 있냐고 묻는 매니저. 그 압박은 생각보다 빨리 사람을 바꿔요.</w:t>
       </w:r>
     </w:p>
     <w:p>
@@ -1253,13 +1253,13 @@
         </w:numPr>
       </w:pPr>
       <w:r>
-        <w:t xml:space="preserve">TASHA: For me, it’s a training trip. I’ll come with you. First month.</w:t>
-      </w:r>
-      <w:r>
-        <w:t xml:space="preserve"> </w:t>
-      </w:r>
-      <w:r>
-        <w:t xml:space="preserve">타샤: 저한텐 교육 출장이죠. 같이 갈게요. 첫 달에.</w:t>
+        <w:t xml:space="preserve">TASHA: For me, it’s a training trip. No Veyra rep means almost nobody out there has been certified properly, so I’ll come with you for the first month. We train the injectors first, and then you sell.</w:t>
+      </w:r>
+      <w:r>
+        <w:t xml:space="preserve"> </w:t>
+      </w:r>
+      <w:r>
+        <w:t xml:space="preserve">타샤: 저한텐 교육 출장이죠. 베이라 영업 사원이 없다는 건 거기서 제대로 인증받은 사람이 거의 없다는 뜻이니까, 첫 달엔 같이 갈게요. 시술자 교육이 먼저고, 판매는 그다음이에요.</w:t>
       </w:r>
     </w:p>
     <w:p>
@@ -1491,13 +1491,13 @@
         </w:numPr>
       </w:pPr>
       <w:r>
-        <w:t xml:space="preserve">SOFIA: Two. First, a quarterly award. Not for most revenue. For best customer story. Voted by the team.</w:t>
-      </w:r>
-      <w:r>
-        <w:t xml:space="preserve"> </w:t>
-      </w:r>
-      <w:r>
-        <w:t xml:space="preserve">소피아: 두 가지. 첫째, 분기 상. 최대 매출이 아니라. 최고의 고객 이야기에. 팀이 투표해요.</w:t>
+        <w:t xml:space="preserve">SOFIA: Two. First, a quarterly award, and not for the most revenue. It’s for the best customer story, voted by the team. I want you to remember why a doctor trusted you, not just how much she ordered.</w:t>
+      </w:r>
+      <w:r>
+        <w:t xml:space="preserve"> </w:t>
+      </w:r>
+      <w:r>
+        <w:t xml:space="preserve">소피아: 두 가지. 첫째, 분기 상인데, 최대 매출에 주는 게 아니에요. 최고의 고객 이야기에 주고, 팀이 투표해요. 의사가 얼마나 주문했는지만이 아니라, 왜 여러분을 믿었는지를 기억했으면 해요.</w:t>
       </w:r>
     </w:p>
     <w:p>
@@ -1705,13 +1705,13 @@
         </w:numPr>
       </w:pPr>
       <w:r>
-        <w:t xml:space="preserve">DEREK: You took Dallas. Fifteen years of relationships. Dr. Wade. Haddad. You gave them to a rep with one year.</w:t>
-      </w:r>
-      <w:r>
-        <w:t xml:space="preserve"> </w:t>
-      </w:r>
-      <w:r>
-        <w:t xml:space="preserve">데릭: 댈러스를 가져갔어요. 15년의 관계를. 웨이드 선생님. 하다드. 1년 된 영업 사원한테 줬어요.</w:t>
+        <w:t xml:space="preserve">DEREK: You took Dallas. Fifteen years of relationships, Sofia. Dr. Wade. Haddad. People who pick up the phone when I call. And you gave them to a rep with one year of experience, without even asking me first.</w:t>
+      </w:r>
+      <w:r>
+        <w:t xml:space="preserve"> </w:t>
+      </w:r>
+      <w:r>
+        <w:t xml:space="preserve">데릭: 댈러스를 가져갔어요. 15년의 관계를요, 소피아. 웨이드 선생님. 하다드. 제가 전화하면 받는 사람들. 그걸 경력 1년 된 영업 사원한테 줬어요. 저한테 먼저 묻지도 않고.</w:t>
       </w:r>
     </w:p>
     <w:p>
@@ -1756,13 +1756,13 @@
         </w:numPr>
       </w:pPr>
       <w:r>
-        <w:t xml:space="preserve">SOFIA: You’re the best relationship builder on this team. You’re wasted on twenty clinics.</w:t>
-      </w:r>
-      <w:r>
-        <w:t xml:space="preserve"> </w:t>
-      </w:r>
-      <w:r>
-        <w:t xml:space="preserve">소피아: 당신은 이 팀 최고의 관계 구축자예요. 병원 스무 곳에 쓰기엔 아까워요.</w:t>
+        <w:t xml:space="preserve">SOFIA: You’re the best relationship builder on this team. I watched you with doctors for three weeks, and I read your notes. Someone who can do what you do is wasted on twenty clinics.</w:t>
+      </w:r>
+      <w:r>
+        <w:t xml:space="preserve"> </w:t>
+      </w:r>
+      <w:r>
+        <w:t xml:space="preserve">소피아: 당신은 이 팀 최고의 관계 구축자예요. 3주 동안 의사들 앞에서 당신을 지켜봤고, 노트도 읽었어요. 당신이 하는 일을 할 수 있는 사람이 병원 스무 곳에 쓰이기엔 아까워요.</w:t>
       </w:r>
     </w:p>
     <w:p>
@@ -2157,13 +2157,13 @@
         </w:numPr>
       </w:pPr>
       <w:r>
-        <w:t xml:space="preserve">DEREK: I know. Monday, seven a.m. We start with Dr. Wade. I’ll introduce you.</w:t>
-      </w:r>
-      <w:r>
-        <w:t xml:space="preserve"> </w:t>
-      </w:r>
-      <w:r>
-        <w:t xml:space="preserve">데릭: 알아요. 월요일 오전 7시. 웨이드 선생님부터 시작해요. 내가 소개할게요.</w:t>
+        <w:t xml:space="preserve">DEREK: I know. It’s not your fault, and it’s not personal. Monday, seven a.m., we start with Dr. Wade. I’ll introduce you myself, clinic by clinic, before January, so nobody in Dallas feels like they were handed off.</w:t>
+      </w:r>
+      <w:r>
+        <w:t xml:space="preserve"> </w:t>
+      </w:r>
+      <w:r>
+        <w:t xml:space="preserve">데릭: 알아요. 당신 잘못도 아니고, 개인적인 감정도 없어요. 월요일 오전 7시, 웨이드 선생님부터 시작해요. 1월 전에 병원 하나하나 내가 직접 소개할게요. 댈러스에서 누구도 떠넘겨졌다고 느끼지 않게.</w:t>
       </w:r>
     </w:p>
     <w:p>
@@ -2242,13 +2242,13 @@
         </w:numPr>
       </w:pPr>
       <w:r>
-        <w:t xml:space="preserve">SOFIA: He’s angry. And excited. That’s the right mix.</w:t>
-      </w:r>
-      <w:r>
-        <w:t xml:space="preserve"> </w:t>
-      </w:r>
-      <w:r>
-        <w:t xml:space="preserve">소피아: 화났어요. 그리고 신났고요. 딱 맞는 조합이에요.</w:t>
+        <w:t xml:space="preserve">SOFIA: He’s angry, and he’s excited, and honestly, that’s the right mix. Angry means he cares about his doctors. Excited means he can see what Glow could be. If he’d just said yes, I’d be worried.</w:t>
+      </w:r>
+      <w:r>
+        <w:t xml:space="preserve"> </w:t>
+      </w:r>
+      <w:r>
+        <w:t xml:space="preserve">소피아: 화났어요. 그리고 신났고요. 솔직히 그게 딱 맞는 조합이에요. 화났다는 건 자기 의사들을 아낀다는 뜻이고, 신났다는 건 글로우가 뭐가 될 수 있는지 보인다는 뜻이에요. 그냥 알겠다고만 했으면 오히려 걱정했을 거예요.</w:t>
       </w:r>
     </w:p>
     <w:p>
@@ -2396,7 +2396,7 @@
     </w:p>
     <w:bookmarkEnd w:id="25"/>
     <w:bookmarkEnd w:id="26"/>
-    <w:bookmarkStart w:id="30" w:name="학습-부록"/>
+    <w:bookmarkStart w:id="31" w:name="학습-부록"/>
     <w:p>
       <w:pPr>
         <w:pStyle w:val="Heading2"/>
@@ -3539,8 +3539,296 @@
       </w:r>
     </w:p>
     <w:bookmarkEnd w:id="29"/>
+    <w:bookmarkStart w:id="30" w:name="긴-발화-분석"/>
+    <w:p>
+      <w:pPr>
+        <w:pStyle w:val="Heading3"/>
+      </w:pPr>
+      <w:r>
+        <w:t xml:space="preserve">④ 긴 발화 분석</w:t>
+      </w:r>
+    </w:p>
+    <w:p>
+      <w:pPr>
+        <w:pStyle w:val="BlockText"/>
+      </w:pPr>
+      <w:r>
+        <w:rPr>
+          <w:bCs/>
+          <w:b/>
+        </w:rPr>
+        <w:t xml:space="preserve">44턴 SOFIA:</w:t>
+      </w:r>
+      <w:r>
+        <w:t xml:space="preserve"> </w:t>
+      </w:r>
+      <w:r>
+        <w:t xml:space="preserve">“</w:t>
+      </w:r>
+      <w:r>
+        <w:t xml:space="preserve">If everyone hits quota, it’s too easy, and the company is planning on the wrong number. If nobody hits it, it’s a fantasy. And fantasy quotas make good people cheat, because they feel they have no honest way to win.</w:t>
+      </w:r>
+      <w:r>
+        <w:t xml:space="preserve">”</w:t>
+      </w:r>
+    </w:p>
+    <w:tbl>
+      <w:tblPr>
+        <w:tblStyle w:val="Table"/>
+        <w:tblW w:type="pct" w:w="5000"/>
+        <w:tblLook w:firstRow="1" w:lastRow="0" w:firstColumn="0" w:lastColumn="0" w:noHBand="0" w:noVBand="0" w:val="0020"/>
+        <w:jc w:val="start"/>
+      </w:tblPr>
+      <w:tblGrid>
+        <w:gridCol w:w="2640"/>
+        <w:gridCol w:w="2640"/>
+        <w:gridCol w:w="2640"/>
+      </w:tblGrid>
+      <w:tr>
+        <w:trPr>
+          <w:tblHeader w:val="true"/>
+        </w:trPr>
+        <w:tc>
+          <w:tcPr/>
+          <w:p>
+            <w:pPr>
+              <w:pStyle w:val="Compact"/>
+              <w:jc w:val="left"/>
+            </w:pPr>
+            <w:r>
+              <w:t xml:space="preserve">구조</w:t>
+            </w:r>
+          </w:p>
+        </w:tc>
+        <w:tc>
+          <w:tcPr/>
+          <w:p>
+            <w:pPr>
+              <w:pStyle w:val="Compact"/>
+              <w:jc w:val="left"/>
+            </w:pPr>
+            <w:r>
+              <w:t xml:space="preserve">영어</w:t>
+            </w:r>
+          </w:p>
+        </w:tc>
+        <w:tc>
+          <w:tcPr/>
+          <w:p>
+            <w:pPr>
+              <w:pStyle w:val="Compact"/>
+              <w:jc w:val="left"/>
+            </w:pPr>
+            <w:r>
+              <w:t xml:space="preserve">기능</w:t>
+            </w:r>
+          </w:p>
+        </w:tc>
+      </w:tr>
+      <w:tr>
+        <w:tc>
+          <w:tcPr/>
+          <w:p>
+            <w:pPr>
+              <w:pStyle w:val="Compact"/>
+              <w:jc w:val="left"/>
+            </w:pPr>
+            <w:r>
+              <w:t xml:space="preserve">① 극단 1(너무 쉬움)</w:t>
+            </w:r>
+          </w:p>
+        </w:tc>
+        <w:tc>
+          <w:tcPr/>
+          <w:p>
+            <w:pPr>
+              <w:pStyle w:val="Compact"/>
+              <w:jc w:val="left"/>
+            </w:pPr>
+            <w:r>
+              <w:t xml:space="preserve">If everyone hits quota, it’s too easy, and the company is planning on the wrong number.</w:t>
+            </w:r>
+          </w:p>
+        </w:tc>
+        <w:tc>
+          <w:tcPr/>
+          <w:p>
+            <w:pPr>
+              <w:pStyle w:val="Compact"/>
+              <w:jc w:val="left"/>
+            </w:pPr>
+            <w:r>
+              <w:t xml:space="preserve">목표가 낮을 때의 문제를 조건문으로 제시</w:t>
+            </w:r>
+          </w:p>
+        </w:tc>
+      </w:tr>
+      <w:tr>
+        <w:tc>
+          <w:tcPr/>
+          <w:p>
+            <w:pPr>
+              <w:pStyle w:val="Compact"/>
+              <w:jc w:val="left"/>
+            </w:pPr>
+            <w:r>
+              <w:t xml:space="preserve">② 극단 2(너무 어려움)</w:t>
+            </w:r>
+          </w:p>
+        </w:tc>
+        <w:tc>
+          <w:tcPr/>
+          <w:p>
+            <w:pPr>
+              <w:pStyle w:val="Compact"/>
+              <w:jc w:val="left"/>
+            </w:pPr>
+            <w:r>
+              <w:t xml:space="preserve">If nobody hits it, it’s a fantasy.</w:t>
+            </w:r>
+          </w:p>
+        </w:tc>
+        <w:tc>
+          <w:tcPr/>
+          <w:p>
+            <w:pPr>
+              <w:pStyle w:val="Compact"/>
+              <w:jc w:val="left"/>
+            </w:pPr>
+            <w:r>
+              <w:t xml:space="preserve">반대 극단을 같은 구조로 짧게 대비</w:t>
+            </w:r>
+          </w:p>
+        </w:tc>
+      </w:tr>
+      <w:tr>
+        <w:tc>
+          <w:tcPr/>
+          <w:p>
+            <w:pPr>
+              <w:pStyle w:val="Compact"/>
+              <w:jc w:val="left"/>
+            </w:pPr>
+            <w:r>
+              <w:t xml:space="preserve">③ 결과와 이유</w:t>
+            </w:r>
+          </w:p>
+        </w:tc>
+        <w:tc>
+          <w:tcPr/>
+          <w:p>
+            <w:pPr>
+              <w:pStyle w:val="Compact"/>
+              <w:jc w:val="left"/>
+            </w:pPr>
+            <w:r>
+              <w:t xml:space="preserve">And fantasy quotas make good people cheat, because they feel they have no honest way to win.</w:t>
+            </w:r>
+          </w:p>
+        </w:tc>
+        <w:tc>
+          <w:tcPr/>
+          <w:p>
+            <w:pPr>
+              <w:pStyle w:val="Compact"/>
+              <w:jc w:val="left"/>
+            </w:pPr>
+            <w:r>
+              <w:t xml:space="preserve">왜</w:t>
+            </w:r>
+            <w:r>
+              <w:t xml:space="preserve"> </w:t>
+            </w:r>
+            <w:r>
+              <w:t xml:space="preserve">‘</w:t>
+            </w:r>
+            <w:r>
+              <w:t xml:space="preserve">70%</w:t>
+            </w:r>
+            <w:r>
+              <w:t xml:space="preserve">’</w:t>
+            </w:r>
+            <w:r>
+              <w:t xml:space="preserve"> </w:t>
+            </w:r>
+            <w:r>
+              <w:t xml:space="preserve">같은 중간값이 필요한지 위험과 원인으로 설명</w:t>
+            </w:r>
+          </w:p>
+        </w:tc>
+      </w:tr>
+    </w:tbl>
+    <w:p>
+      <w:pPr>
+        <w:pStyle w:val="BodyText"/>
+      </w:pPr>
+      <w:r>
+        <w:rPr>
+          <w:bCs/>
+          <w:b/>
+        </w:rPr>
+        <w:t xml:space="preserve">활용 패턴:</w:t>
+      </w:r>
+      <w:r>
+        <w:t xml:space="preserve"> </w:t>
+      </w:r>
+      <w:r>
+        <w:t xml:space="preserve">If everyone…, A. → If nobody…, B. → 그래서 생기는 위험 + because 이유</w:t>
+      </w:r>
+      <w:r>
+        <w:t xml:space="preserve"> </w:t>
+      </w:r>
+      <w:r>
+        <w:rPr>
+          <w:bCs/>
+          <w:b/>
+        </w:rPr>
+        <w:t xml:space="preserve">연결 표현:</w:t>
+      </w:r>
+      <w:r>
+        <w:t xml:space="preserve"> </w:t>
+      </w:r>
+      <w:r>
+        <w:t xml:space="preserve">If everyone…(모두가 ~하면) · If nobody…(아무도 ~하지 못하면) · make people + 동사(사람들이 ~하게 만들다) · because they feel…(~라고 느끼기 때문에)</w:t>
+      </w:r>
+      <w:r>
+        <w:t xml:space="preserve"> </w:t>
+      </w:r>
+      <w:r>
+        <w:rPr>
+          <w:bCs/>
+          <w:b/>
+        </w:rPr>
+        <w:t xml:space="preserve">연습:</w:t>
+      </w:r>
+      <w:r>
+        <w:t xml:space="preserve"> </w:t>
+      </w:r>
+      <w:r>
+        <w:t xml:space="preserve">팀의 분기 목표를 왜</w:t>
+      </w:r>
+      <w:r>
+        <w:t xml:space="preserve"> </w:t>
+      </w:r>
+      <w:r>
+        <w:t xml:space="preserve">‘</w:t>
+      </w:r>
+      <w:r>
+        <w:t xml:space="preserve">도전적이지만 달성 가능한</w:t>
+      </w:r>
+      <w:r>
+        <w:t xml:space="preserve">’</w:t>
+      </w:r>
+      <w:r>
+        <w:t xml:space="preserve"> </w:t>
+      </w:r>
+      <w:r>
+        <w:t xml:space="preserve">수준으로 정했는지 같은 구조로 40단어 안팎으로 설명해 보기.</w:t>
+      </w:r>
+    </w:p>
     <w:bookmarkEnd w:id="30"/>
     <w:bookmarkEnd w:id="31"/>
+    <w:bookmarkEnd w:id="32"/>
     <w:sectPr/>
   </w:body>
 </w:document>

--- a/대본/5부/03화_Territories.docx
+++ b/대본/5부/03화_Territories.docx
@@ -2,7 +2,7 @@
 <file path=word/document.xml><?xml version="1.0" encoding="utf-8"?>
 <w:document xmlns:w="http://schemas.openxmlformats.org/wordprocessingml/2006/main" xmlns:m="http://schemas.openxmlformats.org/officeDocument/2006/math" xmlns:r="http://schemas.openxmlformats.org/officeDocument/2006/relationships" xmlns:o="urn:schemas-microsoft-com:office:office" xmlns:v="urn:schemas-microsoft-com:vml" xmlns:w10="urn:schemas-microsoft-com:office:word" xmlns:a="http://schemas.openxmlformats.org/drawingml/2006/main" xmlns:pic="http://schemas.openxmlformats.org/drawingml/2006/picture" xmlns:wp="http://schemas.openxmlformats.org/drawingml/2006/wordprocessingDrawing">
   <w:body>
-    <w:bookmarkStart w:id="32" w:name="ship-it-5부-3화"/>
+    <w:bookmarkStart w:id="38" w:name="ship-it-5부-3화"/>
     <w:p>
       <w:pPr>
         <w:pStyle w:val="Heading1"/>
@@ -252,257 +252,122 @@
     </w:p>
     <w:p>
       <w:pPr>
-        <w:numPr>
-          <w:ilvl w:val="0"/>
-          <w:numId w:val="1001"/>
-        </w:numPr>
+        <w:pStyle w:val="FirstParagraph"/>
       </w:pPr>
       <w:r>
         <w:t xml:space="preserve">ZOE: Sixteen chairs. Sixteen name cards. Sixteen welcome kits. Sofia, are you ready?</w:t>
       </w:r>
-      <w:r>
-        <w:t xml:space="preserve"> </w:t>
-      </w:r>
-      <w:r>
-        <w:t xml:space="preserve">조이: 의자 열여섯. 명찰 열여섯. 환영 키트 열여섯. 소피아, 준비됐어요?</w:t>
-      </w:r>
-    </w:p>
-    <w:p>
-      <w:pPr>
-        <w:numPr>
-          <w:ilvl w:val="0"/>
-          <w:numId w:val="1001"/>
-        </w:numPr>
+    </w:p>
+    <w:p>
+      <w:pPr>
+        <w:pStyle w:val="BodyText"/>
       </w:pPr>
       <w:r>
         <w:t xml:space="preserve">SOFIA: I’ve done forty kickoffs. I’m never ready. That’s why they work.</w:t>
       </w:r>
-      <w:r>
-        <w:t xml:space="preserve"> </w:t>
-      </w:r>
-      <w:r>
-        <w:t xml:space="preserve">소피아: 킥오프를 마흔 번 했어요. 한 번도 준비된 적 없어요. 그래서 잘되는 거예요.</w:t>
-      </w:r>
-    </w:p>
-    <w:p>
-      <w:pPr>
-        <w:numPr>
-          <w:ilvl w:val="0"/>
-          <w:numId w:val="1001"/>
-        </w:numPr>
+    </w:p>
+    <w:p>
+      <w:pPr>
+        <w:pStyle w:val="BodyText"/>
       </w:pPr>
       <w:r>
         <w:t xml:space="preserve">NOAH: Six reps three weeks ago. Sixteen today. How did you hire ten people so fast?</w:t>
       </w:r>
-      <w:r>
-        <w:t xml:space="preserve"> </w:t>
-      </w:r>
-      <w:r>
-        <w:t xml:space="preserve">노아: 3주 전엔 여섯 명. 오늘은 열여섯. 어떻게 그렇게 빨리 열 명을 뽑았어요?</w:t>
-      </w:r>
-    </w:p>
-    <w:p>
-      <w:pPr>
-        <w:numPr>
-          <w:ilvl w:val="0"/>
-          <w:numId w:val="1001"/>
-        </w:numPr>
+    </w:p>
+    <w:p>
+      <w:pPr>
+        <w:pStyle w:val="BodyText"/>
       </w:pPr>
       <w:r>
         <w:t xml:space="preserve">SOFIA: I called people I’ve worked with over twenty years, people I’d already seen in front of a difficult doctor. Then they called people they trust. That’s a network, and it’s faster than any recruiter.</w:t>
       </w:r>
-      <w:r>
-        <w:t xml:space="preserve"> </w:t>
-      </w:r>
-      <w:r>
-        <w:t xml:space="preserve">소피아: 20년 동안 같이 일했던 사람들, 까다로운 의사 앞에서 어떻게 하는지 이미 본 사람들한테 전화했어요. 그다음 그 사람들이 믿는 사람들한테 전화했고요. 그게 네트워크예요. 어떤 헤드헌터보다 빠르죠.</w:t>
-      </w:r>
-    </w:p>
-    <w:p>
-      <w:pPr>
-        <w:numPr>
-          <w:ilvl w:val="0"/>
-          <w:numId w:val="1001"/>
-        </w:numPr>
+    </w:p>
+    <w:p>
+      <w:pPr>
+        <w:pStyle w:val="BodyText"/>
       </w:pPr>
       <w:r>
         <w:t xml:space="preserve">TASHA: And every new hire passed Dr. Hart. I made sure.</w:t>
       </w:r>
-      <w:r>
-        <w:t xml:space="preserve"> </w:t>
-      </w:r>
-      <w:r>
-        <w:t xml:space="preserve">타샤: 그리고 신입은 전원 닥터 하트를 통과했어요. 제가 확인했어요.</w:t>
-      </w:r>
-    </w:p>
-    <w:p>
-      <w:pPr>
-        <w:numPr>
-          <w:ilvl w:val="0"/>
-          <w:numId w:val="1001"/>
-        </w:numPr>
+    </w:p>
+    <w:p>
+      <w:pPr>
+        <w:pStyle w:val="BodyText"/>
       </w:pPr>
       <w:r>
         <w:t xml:space="preserve">SOFIA: Two failed the first time. Both passed on retake. Same test for everyone.</w:t>
       </w:r>
-      <w:r>
-        <w:t xml:space="preserve"> </w:t>
-      </w:r>
-      <w:r>
-        <w:t xml:space="preserve">소피아: 두 명은 처음에 떨어졌어요. 둘 다 재시험에 통과했고요. 모두 같은 시험.</w:t>
-      </w:r>
-    </w:p>
-    <w:p>
-      <w:pPr>
-        <w:numPr>
-          <w:ilvl w:val="0"/>
-          <w:numId w:val="1001"/>
-        </w:numPr>
+    </w:p>
+    <w:p>
+      <w:pPr>
+        <w:pStyle w:val="BodyText"/>
       </w:pPr>
       <w:r>
         <w:t xml:space="preserve">GRACE: The territory maps are printed. Sofia, are you sure about the Texas split?</w:t>
       </w:r>
-      <w:r>
-        <w:t xml:space="preserve"> </w:t>
-      </w:r>
-      <w:r>
-        <w:t xml:space="preserve">그레이스: 지역 지도 인쇄됐어요. 소피아, 텍사스 분할 확실해요?</w:t>
-      </w:r>
-    </w:p>
-    <w:p>
-      <w:pPr>
-        <w:numPr>
-          <w:ilvl w:val="0"/>
-          <w:numId w:val="1001"/>
-        </w:numPr>
+    </w:p>
+    <w:p>
+      <w:pPr>
+        <w:pStyle w:val="BodyText"/>
       </w:pPr>
       <w:r>
         <w:t xml:space="preserve">SOFIA: I’m sure about the math. Derek won’t be sure about the math.</w:t>
       </w:r>
-      <w:r>
-        <w:t xml:space="preserve"> </w:t>
-      </w:r>
-      <w:r>
-        <w:t xml:space="preserve">소피아: 수학은 확실해요. 데릭은 그 수학을 확신하지 못하겠지만요.</w:t>
-      </w:r>
-    </w:p>
-    <w:p>
-      <w:pPr>
-        <w:numPr>
-          <w:ilvl w:val="0"/>
-          <w:numId w:val="1001"/>
-        </w:numPr>
+    </w:p>
+    <w:p>
+      <w:pPr>
+        <w:pStyle w:val="BodyText"/>
       </w:pPr>
       <w:r>
         <w:t xml:space="preserve">NOAH: Should I talk to him first?</w:t>
       </w:r>
-      <w:r>
-        <w:t xml:space="preserve"> </w:t>
-      </w:r>
-      <w:r>
-        <w:t xml:space="preserve">노아: 제가 먼저 얘기해 볼까요?</w:t>
-      </w:r>
-    </w:p>
-    <w:p>
-      <w:pPr>
-        <w:numPr>
-          <w:ilvl w:val="0"/>
-          <w:numId w:val="1001"/>
-        </w:numPr>
+    </w:p>
+    <w:p>
+      <w:pPr>
+        <w:pStyle w:val="BodyText"/>
       </w:pPr>
       <w:r>
         <w:t xml:space="preserve">SOFIA: No. He reports to me now. If you protect him, he’ll never trust me.</w:t>
       </w:r>
-      <w:r>
-        <w:t xml:space="preserve"> </w:t>
-      </w:r>
-      <w:r>
-        <w:t xml:space="preserve">소피아: 아니요. 이제 저한테 보고해요. 당신이 감싸면 절 절대 안 믿을 거예요.</w:t>
-      </w:r>
-    </w:p>
-    <w:p>
-      <w:pPr>
-        <w:numPr>
-          <w:ilvl w:val="0"/>
-          <w:numId w:val="1001"/>
-        </w:numPr>
+    </w:p>
+    <w:p>
+      <w:pPr>
+        <w:pStyle w:val="BodyText"/>
       </w:pPr>
       <w:r>
         <w:t xml:space="preserve">NOAH: Understood. I’ll stay out of it.</w:t>
       </w:r>
-      <w:r>
-        <w:t xml:space="preserve"> </w:t>
-      </w:r>
-      <w:r>
-        <w:t xml:space="preserve">노아: 알겠어요. 빠질게요.</w:t>
-      </w:r>
-    </w:p>
-    <w:p>
-      <w:pPr>
-        <w:numPr>
-          <w:ilvl w:val="0"/>
-          <w:numId w:val="1001"/>
-        </w:numPr>
+    </w:p>
+    <w:p>
+      <w:pPr>
+        <w:pStyle w:val="BodyText"/>
       </w:pPr>
       <w:r>
         <w:t xml:space="preserve">DEREK: Morning, everyone. Sofia. Noah. Big day.</w:t>
       </w:r>
-      <w:r>
-        <w:t xml:space="preserve"> </w:t>
-      </w:r>
-      <w:r>
-        <w:t xml:space="preserve">데릭: 좋은 아침, 다들. 소피아. 노아. 중요한 날이네요.</w:t>
-      </w:r>
-    </w:p>
-    <w:p>
-      <w:pPr>
-        <w:numPr>
-          <w:ilvl w:val="0"/>
-          <w:numId w:val="1001"/>
-        </w:numPr>
+    </w:p>
+    <w:p>
+      <w:pPr>
+        <w:pStyle w:val="BodyText"/>
       </w:pPr>
       <w:r>
         <w:t xml:space="preserve">SOFIA: Morning, Derek. Find me at lunch. Just us.</w:t>
       </w:r>
-      <w:r>
-        <w:t xml:space="preserve"> </w:t>
-      </w:r>
-      <w:r>
-        <w:t xml:space="preserve">소피아: 좋은 아침, 데릭. 점심때 저 찾아와요. 우리 둘만.</w:t>
-      </w:r>
-    </w:p>
-    <w:p>
-      <w:pPr>
-        <w:numPr>
-          <w:ilvl w:val="0"/>
-          <w:numId w:val="1001"/>
-        </w:numPr>
+    </w:p>
+    <w:p>
+      <w:pPr>
+        <w:pStyle w:val="BodyText"/>
       </w:pPr>
       <w:r>
         <w:t xml:space="preserve">DEREK: That sounds ominous.</w:t>
       </w:r>
-      <w:r>
-        <w:t xml:space="preserve"> </w:t>
-      </w:r>
-      <w:r>
-        <w:t xml:space="preserve">데릭: 불길하게 들리는데요.</w:t>
-      </w:r>
-    </w:p>
-    <w:p>
-      <w:pPr>
-        <w:numPr>
-          <w:ilvl w:val="0"/>
-          <w:numId w:val="1001"/>
-        </w:numPr>
+    </w:p>
+    <w:p>
+      <w:pPr>
+        <w:pStyle w:val="BodyText"/>
       </w:pPr>
       <w:r>
         <w:t xml:space="preserve">SOFIA: It sounds important. There’s a difference. Let’s start.</w:t>
-      </w:r>
-      <w:r>
-        <w:t xml:space="preserve"> </w:t>
-      </w:r>
-      <w:r>
-        <w:t xml:space="preserve">소피아: 중요하게 들리는 거예요. 차이가 있죠. 시작해요.</w:t>
       </w:r>
     </w:p>
     <w:bookmarkEnd w:id="21"/>
@@ -517,654 +382,312 @@
     </w:p>
     <w:p>
       <w:pPr>
-        <w:numPr>
-          <w:ilvl w:val="0"/>
-          <w:numId w:val="1002"/>
-        </w:numPr>
+        <w:pStyle w:val="FirstParagraph"/>
       </w:pPr>
       <w:r>
         <w:t xml:space="preserve">NOAH: Everyone, welcome. Please meet our new VP of Sales. Sofia Alvarez.</w:t>
       </w:r>
+    </w:p>
+    <w:p>
+      <w:pPr>
+        <w:pStyle w:val="BodyText"/>
+      </w:pPr>
+      <w:r>
+        <w:t xml:space="preserve">SOFIA: Good morning. I’m new, so I’ll start by listening. Ava, one sentence. Why do doctors buy from us?</w:t>
+      </w:r>
+    </w:p>
+    <w:p>
+      <w:pPr>
+        <w:pStyle w:val="BodyText"/>
+      </w:pPr>
+      <w:r>
+        <w:t xml:space="preserve">AVA: Because we tell them what we can’t say. Before they find out.</w:t>
+      </w:r>
+    </w:p>
+    <w:p>
+      <w:pPr>
+        <w:pStyle w:val="BodyText"/>
+      </w:pPr>
+      <w:r>
+        <w:t xml:space="preserve">SOFIA: Tyler. Why do doctors not buy from us?</w:t>
+      </w:r>
+    </w:p>
+    <w:p>
+      <w:pPr>
+        <w:pStyle w:val="BodyText"/>
+      </w:pPr>
+      <w:r>
+        <w:t xml:space="preserve">TYLER: Price, mostly. Flex is ninety-six dollars cheaper, and that’s the first thing they mention. And Halvern’s rep brings lunch to the office every week, so by the time I walk in, the staff already have a favorite.</w:t>
+      </w:r>
+    </w:p>
+    <w:p>
+      <w:pPr>
+        <w:pStyle w:val="BodyText"/>
+      </w:pPr>
+      <w:r>
+        <w:t xml:space="preserve">SOFIA: Rosa. What surprised you most this year?</w:t>
+      </w:r>
+    </w:p>
+    <w:p>
+      <w:pPr>
+        <w:pStyle w:val="BodyText"/>
+      </w:pPr>
+      <w:r>
+        <w:t xml:space="preserve">ROSA: The recall. I was sure I’d lose half my clinics in LA after it. Instead, they trusted us more, because we called them before they heard it from anyone else. I really didn’t expect that.</w:t>
+      </w:r>
+    </w:p>
+    <w:p>
+      <w:pPr>
+        <w:pStyle w:val="BodyText"/>
+      </w:pPr>
+      <w:r>
+        <w:t xml:space="preserve">SOFIA: Thank you. Three answers. Honesty, price, trust. That’s our whole business. On one slide.</w:t>
+      </w:r>
+    </w:p>
+    <w:p>
+      <w:pPr>
+        <w:pStyle w:val="BodyText"/>
+      </w:pPr>
+      <w:r>
+        <w:t xml:space="preserve">JAMAL: Can I ask something? I’m new. Jamal. Atlanta.</w:t>
+      </w:r>
+    </w:p>
+    <w:p>
+      <w:pPr>
+        <w:pStyle w:val="BodyText"/>
+      </w:pPr>
+      <w:r>
+        <w:t xml:space="preserve">SOFIA: Please, Jamal. New people ask the best questions.</w:t>
+      </w:r>
+    </w:p>
+    <w:p>
+      <w:pPr>
+        <w:pStyle w:val="BodyText"/>
+      </w:pPr>
+      <w:r>
+        <w:t xml:space="preserve">JAMAL: At my last company, the kickoff speech was</w:t>
+      </w:r>
       <w:r>
         <w:t xml:space="preserve"> </w:t>
       </w:r>
       <w:r>
-        <w:t xml:space="preserve">노아: 여러분, 환영해요. 새 영업 부사장을 소개합니다. 소피아 알바레스.</w:t>
-      </w:r>
-    </w:p>
-    <w:p>
-      <w:pPr>
-        <w:numPr>
-          <w:ilvl w:val="0"/>
-          <w:numId w:val="1002"/>
-        </w:numPr>
-      </w:pPr>
-      <w:r>
-        <w:t xml:space="preserve">SOFIA: Good morning. I’m new, so I’ll start by listening. Ava, one sentence. Why do doctors buy from us?</w:t>
+        <w:t xml:space="preserve">“</w:t>
+      </w:r>
+      <w:r>
+        <w:t xml:space="preserve">Let’s crush this quarter.</w:t>
+      </w:r>
+      <w:r>
+        <w:t xml:space="preserve">”</w:t>
       </w:r>
       <w:r>
         <w:t xml:space="preserve"> </w:t>
       </w:r>
       <w:r>
-        <w:t xml:space="preserve">소피아: 좋은 아침이에요. 전 신입이니 듣는 것부터 시작할게요. 에이바, 한 문장으로. 의사들은 왜 우리한테 사요?</w:t>
-      </w:r>
-    </w:p>
-    <w:p>
-      <w:pPr>
-        <w:numPr>
-          <w:ilvl w:val="0"/>
-          <w:numId w:val="1002"/>
-        </w:numPr>
-      </w:pPr>
-      <w:r>
-        <w:t xml:space="preserve">AVA: Because we tell them what we can’t say. Before they find out.</w:t>
+        <w:t xml:space="preserve">Is that what we’re doing?</w:t>
+      </w:r>
+    </w:p>
+    <w:p>
+      <w:pPr>
+        <w:pStyle w:val="BodyText"/>
+      </w:pPr>
+      <w:r>
+        <w:t xml:space="preserve">ZOE: Oh. Good question.</w:t>
+      </w:r>
+    </w:p>
+    <w:p>
+      <w:pPr>
+        <w:pStyle w:val="BodyText"/>
+      </w:pPr>
+      <w:r>
+        <w:t xml:space="preserve">SOFIA:</w:t>
       </w:r>
       <w:r>
         <w:t xml:space="preserve"> </w:t>
       </w:r>
       <w:r>
-        <w:t xml:space="preserve">에이바: 우리가 말할 수 없는 걸 말해 주니까요. 그들이 알아내기 전에.</w:t>
-      </w:r>
-    </w:p>
-    <w:p>
-      <w:pPr>
-        <w:numPr>
-          <w:ilvl w:val="0"/>
-          <w:numId w:val="1002"/>
-        </w:numPr>
-      </w:pPr>
-      <w:r>
-        <w:t xml:space="preserve">SOFIA: Tyler. Why do doctors not buy from us?</w:t>
-      </w:r>
-      <w:r>
-        <w:t xml:space="preserve"> </w:t>
-      </w:r>
-      <w:r>
-        <w:t xml:space="preserve">소피아: 타일러. 의사들은 왜 우리한테 안 사요?</w:t>
-      </w:r>
-    </w:p>
-    <w:p>
-      <w:pPr>
-        <w:numPr>
-          <w:ilvl w:val="0"/>
-          <w:numId w:val="1002"/>
-        </w:numPr>
-      </w:pPr>
-      <w:r>
-        <w:t xml:space="preserve">TYLER: Price, mostly. Flex is ninety-six dollars cheaper, and that’s the first thing they mention. And Halvern’s rep brings lunch to the office every week, so by the time I walk in, the staff already have a favorite.</w:t>
-      </w:r>
-      <w:r>
-        <w:t xml:space="preserve"> </w:t>
-      </w:r>
-      <w:r>
-        <w:t xml:space="preserve">타일러: 주로 가격이요. 플렉스가 96달러 싸고, 그게 그분들이 제일 먼저 꺼내는 얘기예요. 그리고 할번 영업 사원이 매주 병원에 점심을 사 와서, 제가 들어갈 때쯤이면 직원들은 이미 마음에 둔 쪽이 있어요.</w:t>
-      </w:r>
-    </w:p>
-    <w:p>
-      <w:pPr>
-        <w:numPr>
-          <w:ilvl w:val="0"/>
-          <w:numId w:val="1002"/>
-        </w:numPr>
-      </w:pPr>
-      <w:r>
-        <w:t xml:space="preserve">SOFIA: Rosa. What surprised you most this year?</w:t>
-      </w:r>
-      <w:r>
-        <w:t xml:space="preserve"> </w:t>
-      </w:r>
-      <w:r>
-        <w:t xml:space="preserve">소피아: 로사. 올해 가장 놀라운 건 뭐였어요?</w:t>
-      </w:r>
-    </w:p>
-    <w:p>
-      <w:pPr>
-        <w:numPr>
-          <w:ilvl w:val="0"/>
-          <w:numId w:val="1002"/>
-        </w:numPr>
-      </w:pPr>
-      <w:r>
-        <w:t xml:space="preserve">ROSA: The recall. I was sure I’d lose half my clinics in LA after it. Instead, they trusted us more, because we called them before they heard it from anyone else. I really didn’t expect that.</w:t>
-      </w:r>
-      <w:r>
-        <w:t xml:space="preserve"> </w:t>
-      </w:r>
-      <w:r>
-        <w:t xml:space="preserve">로사: 회수요. 그 일 이후 LA 병원 절반은 잃을 거라고 확신했어요. 그런데 오히려 우릴 더 믿었어요. 다른 데서 듣기 전에 우리가 먼저 전화했으니까요. 정말 예상 못 했어요.</w:t>
-      </w:r>
-    </w:p>
-    <w:p>
-      <w:pPr>
-        <w:numPr>
-          <w:ilvl w:val="0"/>
-          <w:numId w:val="1002"/>
-        </w:numPr>
-      </w:pPr>
-      <w:r>
-        <w:t xml:space="preserve">SOFIA: Thank you. Three answers. Honesty, price, trust. That’s our whole business. On one slide.</w:t>
-      </w:r>
-      <w:r>
-        <w:t xml:space="preserve"> </w:t>
-      </w:r>
-      <w:r>
-        <w:t xml:space="preserve">소피아: 고마워요. 세 개의 답. 정직, 가격, 신뢰. 그게 우리 사업 전체예요. 슬라이드 한 장에.</w:t>
-      </w:r>
-    </w:p>
-    <w:p>
-      <w:pPr>
-        <w:numPr>
-          <w:ilvl w:val="0"/>
-          <w:numId w:val="1002"/>
-        </w:numPr>
-      </w:pPr>
-      <w:r>
-        <w:t xml:space="preserve">JAMAL: Can I ask something? I’m new. Jamal. Atlanta.</w:t>
-      </w:r>
-      <w:r>
-        <w:t xml:space="preserve"> </w:t>
-      </w:r>
-      <w:r>
-        <w:t xml:space="preserve">자말: 하나 물어도 돼요? 신입이에요. 자말. 애틀랜타.</w:t>
-      </w:r>
-    </w:p>
-    <w:p>
-      <w:pPr>
-        <w:numPr>
-          <w:ilvl w:val="0"/>
-          <w:numId w:val="1002"/>
-        </w:numPr>
-      </w:pPr>
-      <w:r>
-        <w:t xml:space="preserve">SOFIA: Please, Jamal. New people ask the best questions.</w:t>
-      </w:r>
-      <w:r>
-        <w:t xml:space="preserve"> </w:t>
-      </w:r>
-      <w:r>
-        <w:t xml:space="preserve">소피아: 그러세요, 자말. 신입이 가장 좋은 질문을 해요.</w:t>
-      </w:r>
-    </w:p>
-    <w:p>
-      <w:pPr>
-        <w:numPr>
-          <w:ilvl w:val="0"/>
-          <w:numId w:val="1002"/>
-        </w:numPr>
-      </w:pPr>
-      <w:r>
-        <w:t xml:space="preserve">JAMAL: At my last company, the kickoff speech was</w:t>
-      </w:r>
-      <w:r>
-        <w:t xml:space="preserve"> </w:t>
-      </w:r>
-      <w:r>
         <w:t xml:space="preserve">“</w:t>
       </w:r>
       <w:r>
-        <w:t xml:space="preserve">Let’s crush this quarter.</w:t>
+        <w:t xml:space="preserve">We don’t crush anything here. Not quarters, not competitors, not customers. Every number on our board is a patient. Let’s not crush this quarter. Let’s earn it.</w:t>
       </w:r>
       <w:r>
         <w:t xml:space="preserve">”</w:t>
       </w:r>
-      <w:r>
-        <w:t xml:space="preserve"> </w:t>
-      </w:r>
-      <w:r>
-        <w:t xml:space="preserve">Is that what we’re doing?</w:t>
-      </w:r>
-      <w:r>
-        <w:t xml:space="preserve"> </w:t>
-      </w:r>
-      <w:r>
-        <w:t xml:space="preserve">자말: 전 회사에선 킥오프 연설이</w:t>
-      </w:r>
-      <w:r>
-        <w:t xml:space="preserve"> </w:t>
-      </w:r>
-      <w:r>
-        <w:t xml:space="preserve">“</w:t>
-      </w:r>
-      <w:r>
-        <w:t xml:space="preserve">이번 분기 박살 내자</w:t>
-      </w:r>
-      <w:r>
-        <w:t xml:space="preserve">”</w:t>
-      </w:r>
-      <w:r>
-        <w:t xml:space="preserve">였어요. 우리도 그거 하는 거예요?</w:t>
-      </w:r>
-    </w:p>
-    <w:p>
-      <w:pPr>
-        <w:numPr>
-          <w:ilvl w:val="0"/>
-          <w:numId w:val="1002"/>
-        </w:numPr>
-      </w:pPr>
-      <w:r>
-        <w:t xml:space="preserve">ZOE: Oh. Good question.</w:t>
-      </w:r>
-      <w:r>
-        <w:t xml:space="preserve"> </w:t>
-      </w:r>
-      <w:r>
-        <w:t xml:space="preserve">조이: 오. 좋은 질문이네요.</w:t>
-      </w:r>
-    </w:p>
-    <w:p>
-      <w:pPr>
-        <w:numPr>
-          <w:ilvl w:val="0"/>
-          <w:numId w:val="1002"/>
-        </w:numPr>
-      </w:pPr>
-      <w:r>
-        <w:t xml:space="preserve">SOFIA:</w:t>
-      </w:r>
-      <w:r>
-        <w:t xml:space="preserve"> </w:t>
-      </w:r>
-      <w:r>
-        <w:t xml:space="preserve">“</w:t>
-      </w:r>
-      <w:r>
-        <w:t xml:space="preserve">We don’t crush anything here. Not quarters, not competitors, not customers. Every number on our board is a patient. Let’s not crush this quarter. Let’s earn it.</w:t>
-      </w:r>
-      <w:r>
-        <w:t xml:space="preserve">”</w:t>
-      </w:r>
-      <w:r>
-        <w:t xml:space="preserve"> </w:t>
-      </w:r>
-      <w:r>
-        <w:t xml:space="preserve">소피아:</w:t>
-      </w:r>
-      <w:r>
-        <w:t xml:space="preserve"> </w:t>
-      </w:r>
-      <w:r>
-        <w:t xml:space="preserve">“</w:t>
-      </w:r>
-      <w:r>
-        <w:t xml:space="preserve">우린 여기서 아무것도 박살 내지 않아요. 분기도, 경쟁사도, 고객도. 우리 보드의 모든 숫자는 환자예요. 이번 분기를 박살 내지 말고. 얻어 냅시다.</w:t>
-      </w:r>
-      <w:r>
-        <w:t xml:space="preserve">”</w:t>
-      </w:r>
-    </w:p>
-    <w:p>
-      <w:pPr>
-        <w:numPr>
-          <w:ilvl w:val="0"/>
-          <w:numId w:val="1002"/>
-        </w:numPr>
+    </w:p>
+    <w:p>
+      <w:pPr>
+        <w:pStyle w:val="BodyText"/>
       </w:pPr>
       <w:r>
         <w:t xml:space="preserve">HANNAH: …I like that.</w:t>
       </w:r>
-      <w:r>
-        <w:t xml:space="preserve"> </w:t>
-      </w:r>
-      <w:r>
-        <w:t xml:space="preserve">해나: …좋네요.</w:t>
-      </w:r>
-    </w:p>
-    <w:p>
-      <w:pPr>
-        <w:numPr>
-          <w:ilvl w:val="0"/>
-          <w:numId w:val="1002"/>
-        </w:numPr>
+    </w:p>
+    <w:p>
+      <w:pPr>
+        <w:pStyle w:val="BodyText"/>
       </w:pPr>
       <w:r>
         <w:t xml:space="preserve">SOFIA: Thank you, Hannah. Seattle, right?</w:t>
       </w:r>
-      <w:r>
-        <w:t xml:space="preserve"> </w:t>
-      </w:r>
-      <w:r>
-        <w:t xml:space="preserve">소피아: 고마워요, 해나. 시애틀이죠?</w:t>
-      </w:r>
-    </w:p>
-    <w:p>
-      <w:pPr>
-        <w:numPr>
-          <w:ilvl w:val="0"/>
-          <w:numId w:val="1002"/>
-        </w:numPr>
+    </w:p>
+    <w:p>
+      <w:pPr>
+        <w:pStyle w:val="BodyText"/>
       </w:pPr>
       <w:r>
         <w:t xml:space="preserve">HANNAH: Seattle. Lots of skeptical doctors. Lots of rain.</w:t>
       </w:r>
-      <w:r>
-        <w:t xml:space="preserve"> </w:t>
-      </w:r>
-      <w:r>
-        <w:t xml:space="preserve">해나: 시애틀이요. 회의적인 의사들 많고. 비도 많고요.</w:t>
-      </w:r>
-    </w:p>
-    <w:p>
-      <w:pPr>
-        <w:numPr>
-          <w:ilvl w:val="0"/>
-          <w:numId w:val="1002"/>
-        </w:numPr>
+    </w:p>
+    <w:p>
+      <w:pPr>
+        <w:pStyle w:val="BodyText"/>
       </w:pPr>
       <w:r>
         <w:t xml:space="preserve">SOFIA: Then you’ll need data and an umbrella. Now. Let’s talk about numbers.</w:t>
       </w:r>
-      <w:r>
-        <w:t xml:space="preserve"> </w:t>
-      </w:r>
-      <w:r>
-        <w:t xml:space="preserve">소피아: 그럼 데이터랑 우산이 필요하겠네요. 자. 숫자 얘기를 하죠.</w:t>
-      </w:r>
-    </w:p>
-    <w:p>
-      <w:pPr>
-        <w:numPr>
-          <w:ilvl w:val="0"/>
-          <w:numId w:val="1002"/>
-        </w:numPr>
+    </w:p>
+    <w:p>
+      <w:pPr>
+        <w:pStyle w:val="BodyText"/>
       </w:pPr>
       <w:r>
         <w:t xml:space="preserve">NOAH: Next year, sixty thousand syringes. Nine hundred active clinics. That’s the company goal.</w:t>
       </w:r>
-      <w:r>
-        <w:t xml:space="preserve"> </w:t>
-      </w:r>
-      <w:r>
-        <w:t xml:space="preserve">노아: 내년엔 주사기 6만 개. 활성 병원 900곳. 그게 회사 목표예요.</w:t>
-      </w:r>
-    </w:p>
-    <w:p>
-      <w:pPr>
-        <w:numPr>
-          <w:ilvl w:val="0"/>
-          <w:numId w:val="1002"/>
-        </w:numPr>
+    </w:p>
+    <w:p>
+      <w:pPr>
+        <w:pStyle w:val="BodyText"/>
       </w:pPr>
       <w:r>
         <w:t xml:space="preserve">DEREK: Split between sixteen people?</w:t>
       </w:r>
-      <w:r>
-        <w:t xml:space="preserve"> </w:t>
-      </w:r>
-      <w:r>
-        <w:t xml:space="preserve">데릭: 열여섯 명이 나눠서요?</w:t>
-      </w:r>
-    </w:p>
-    <w:p>
-      <w:pPr>
-        <w:numPr>
-          <w:ilvl w:val="0"/>
-          <w:numId w:val="1002"/>
-        </w:numPr>
+    </w:p>
+    <w:p>
+      <w:pPr>
+        <w:pStyle w:val="BodyText"/>
       </w:pPr>
       <w:r>
         <w:t xml:space="preserve">SOFIA: Not equally. Fairly. There’s a difference. Grace built the model.</w:t>
       </w:r>
-      <w:r>
-        <w:t xml:space="preserve"> </w:t>
-      </w:r>
-      <w:r>
-        <w:t xml:space="preserve">소피아: 똑같이가 아니라. 공정하게. 차이가 있어요. 모델은 그레이스가 만들었어요.</w:t>
-      </w:r>
-    </w:p>
-    <w:p>
-      <w:pPr>
-        <w:numPr>
-          <w:ilvl w:val="0"/>
-          <w:numId w:val="1002"/>
-        </w:numPr>
+    </w:p>
+    <w:p>
+      <w:pPr>
+        <w:pStyle w:val="BodyText"/>
       </w:pPr>
       <w:r>
         <w:t xml:space="preserve">GRACE: Every territory has a potential score. Three factors. How many injectors could be certified.</w:t>
       </w:r>
-      <w:r>
-        <w:t xml:space="preserve"> </w:t>
-      </w:r>
-      <w:r>
-        <w:t xml:space="preserve">그레이스: 모든 지역엔 잠재력 점수가 있어요. 세 가지 요소. 인증 가능한 시술자가 몇 명인지.</w:t>
-      </w:r>
-    </w:p>
-    <w:p>
-      <w:pPr>
-        <w:numPr>
-          <w:ilvl w:val="0"/>
-          <w:numId w:val="1002"/>
-        </w:numPr>
+    </w:p>
+    <w:p>
+      <w:pPr>
+        <w:pStyle w:val="BodyText"/>
       </w:pPr>
       <w:r>
         <w:t xml:space="preserve">SOFIA: Second, nearby dermatology practices. Third, how strong Flex already is there.</w:t>
       </w:r>
-      <w:r>
-        <w:t xml:space="preserve"> </w:t>
-      </w:r>
-      <w:r>
-        <w:t xml:space="preserve">소피아: 둘째, 근처 피부과 수. 셋째, 그곳에서 플렉스가 이미 얼마나 강한지.</w:t>
-      </w:r>
-    </w:p>
-    <w:p>
-      <w:pPr>
-        <w:numPr>
-          <w:ilvl w:val="0"/>
-          <w:numId w:val="1002"/>
-        </w:numPr>
+    </w:p>
+    <w:p>
+      <w:pPr>
+        <w:pStyle w:val="BodyText"/>
       </w:pPr>
       <w:r>
         <w:t xml:space="preserve">TYLER: So a territory with lots of Flex gets a lower quota?</w:t>
       </w:r>
-      <w:r>
-        <w:t xml:space="preserve"> </w:t>
-      </w:r>
-      <w:r>
-        <w:t xml:space="preserve">타일러: 그럼 플렉스가 많은 지역은 할당량이 낮아져요?</w:t>
-      </w:r>
-    </w:p>
-    <w:p>
-      <w:pPr>
-        <w:numPr>
-          <w:ilvl w:val="0"/>
-          <w:numId w:val="1002"/>
-        </w:numPr>
+    </w:p>
+    <w:p>
+      <w:pPr>
+        <w:pStyle w:val="BodyText"/>
       </w:pPr>
       <w:r>
         <w:t xml:space="preserve">GRACE: Slightly lower, because it’s harder to win a clinic where Flex is already on the shelf. The goal is a quota that measures your work, not your luck with geography. We don’t punish you for Halvern’s lunch budget.</w:t>
       </w:r>
-      <w:r>
-        <w:t xml:space="preserve"> </w:t>
-      </w:r>
-      <w:r>
-        <w:t xml:space="preserve">그레이스: 약간 낮아요. 플렉스가 이미 선반에 있는 병원을 따내는 건 더 어려우니까요. 목표는 지역 운이 아니라 여러분의 노력을 측정하는 할당량이에요. 할번 점심 예산 때문에 여러분을 벌주진 않아요.</w:t>
-      </w:r>
-    </w:p>
-    <w:p>
-      <w:pPr>
-        <w:numPr>
-          <w:ilvl w:val="0"/>
-          <w:numId w:val="1002"/>
-        </w:numPr>
+    </w:p>
+    <w:p>
+      <w:pPr>
+        <w:pStyle w:val="BodyText"/>
       </w:pPr>
       <w:r>
         <w:t xml:space="preserve">SOFIA: Average quota, twenty-two hundred syringes per rep. Per year.</w:t>
       </w:r>
-      <w:r>
-        <w:t xml:space="preserve"> </w:t>
-      </w:r>
-      <w:r>
-        <w:t xml:space="preserve">소피아: 평균 할당량, 영업 사원당 2,200개. 연간.</w:t>
-      </w:r>
-    </w:p>
-    <w:p>
-      <w:pPr>
-        <w:numPr>
-          <w:ilvl w:val="0"/>
-          <w:numId w:val="1002"/>
-        </w:numPr>
+    </w:p>
+    <w:p>
+      <w:pPr>
+        <w:pStyle w:val="BodyText"/>
       </w:pPr>
       <w:r>
         <w:t xml:space="preserve">ROSA: How did you choose that number? Honestly?</w:t>
       </w:r>
-      <w:r>
-        <w:t xml:space="preserve"> </w:t>
-      </w:r>
-      <w:r>
-        <w:t xml:space="preserve">로사: 그 숫자를 어떻게 골랐어요? 솔직히요?</w:t>
-      </w:r>
-    </w:p>
-    <w:p>
-      <w:pPr>
-        <w:numPr>
-          <w:ilvl w:val="0"/>
-          <w:numId w:val="1002"/>
-        </w:numPr>
+    </w:p>
+    <w:p>
+      <w:pPr>
+        <w:pStyle w:val="BodyText"/>
       </w:pPr>
       <w:r>
         <w:t xml:space="preserve">SOFIA: I set it so about seventy percent of you hit it. Not ninety. Not thirty.</w:t>
       </w:r>
-      <w:r>
-        <w:t xml:space="preserve"> </w:t>
-      </w:r>
-      <w:r>
-        <w:t xml:space="preserve">소피아: 여러분 중 약 70%가 달성하도록 정했어요. 90%가 아니라. 30%도 아니고.</w:t>
-      </w:r>
-    </w:p>
-    <w:p>
-      <w:pPr>
-        <w:numPr>
-          <w:ilvl w:val="0"/>
-          <w:numId w:val="1002"/>
-        </w:numPr>
+    </w:p>
+    <w:p>
+      <w:pPr>
+        <w:pStyle w:val="BodyText"/>
       </w:pPr>
       <w:r>
         <w:t xml:space="preserve">JAMAL: Why seventy?</w:t>
       </w:r>
-      <w:r>
-        <w:t xml:space="preserve"> </w:t>
-      </w:r>
-      <w:r>
-        <w:t xml:space="preserve">자말: 왜 70%예요?</w:t>
-      </w:r>
-    </w:p>
-    <w:p>
-      <w:pPr>
-        <w:numPr>
-          <w:ilvl w:val="0"/>
-          <w:numId w:val="1002"/>
-        </w:numPr>
+    </w:p>
+    <w:p>
+      <w:pPr>
+        <w:pStyle w:val="BodyText"/>
       </w:pPr>
       <w:r>
         <w:t xml:space="preserve">SOFIA: If everyone hits quota, it’s too easy, and the company is planning on the wrong number. If nobody hits it, it’s a fantasy. And fantasy quotas make good people cheat, because they feel they have no honest way to win.</w:t>
       </w:r>
-      <w:r>
-        <w:t xml:space="preserve"> </w:t>
-      </w:r>
-      <w:r>
-        <w:t xml:space="preserve">소피아: 모두 달성하면 너무 쉬운 거고, 회사는 잘못된 숫자로 계획을 세우는 거예요. 아무도 못 하면 환상이고요. 그리고 환상적인 할당량은 좋은 사람들까지 부정행위로 몰아요. 정직하게 이길 방법이 없다고 느끼니까요.</w:t>
-      </w:r>
-    </w:p>
-    <w:p>
-      <w:pPr>
-        <w:numPr>
-          <w:ilvl w:val="0"/>
-          <w:numId w:val="1002"/>
-        </w:numPr>
+    </w:p>
+    <w:p>
+      <w:pPr>
+        <w:pStyle w:val="BodyText"/>
       </w:pPr>
       <w:r>
         <w:t xml:space="preserve">TASHA: Cheat how?</w:t>
       </w:r>
-      <w:r>
-        <w:t xml:space="preserve"> </w:t>
-      </w:r>
-      <w:r>
-        <w:t xml:space="preserve">타샤: 어떻게 부정행위를 해요?</w:t>
-      </w:r>
-    </w:p>
-    <w:p>
-      <w:pPr>
-        <w:numPr>
-          <w:ilvl w:val="0"/>
-          <w:numId w:val="1002"/>
-        </w:numPr>
+    </w:p>
+    <w:p>
+      <w:pPr>
+        <w:pStyle w:val="BodyText"/>
       </w:pPr>
       <w:r>
         <w:t xml:space="preserve">SOFIA: Skip training to close faster. Hint at off-label use. Promise prices they can’t give.</w:t>
       </w:r>
-      <w:r>
-        <w:t xml:space="preserve"> </w:t>
-      </w:r>
-      <w:r>
-        <w:t xml:space="preserve">소피아: 빨리 계약하려고 교육을 건너뛰기. 오프라벨 사용 암시하기. 줄 수 없는 가격 약속하기.</w:t>
-      </w:r>
-    </w:p>
-    <w:p>
-      <w:pPr>
-        <w:numPr>
-          <w:ilvl w:val="0"/>
-          <w:numId w:val="1002"/>
-        </w:numPr>
+    </w:p>
+    <w:p>
+      <w:pPr>
+        <w:pStyle w:val="BodyText"/>
       </w:pPr>
       <w:r>
         <w:t xml:space="preserve">DEREK: I’ve seen all three, at Kessler. Not from bad people, either. From good reps with a quota nobody could hit and a manager asking every Friday where the numbers were. That pressure changes people faster than you’d think.</w:t>
       </w:r>
-      <w:r>
-        <w:t xml:space="preserve"> </w:t>
-      </w:r>
-      <w:r>
-        <w:t xml:space="preserve">데릭: 셋 다 봤어요, 케슬러에서. 그것도 나쁜 사람들이 아니었어요. 아무도 달성 못 할 할당량을 받은 좋은 영업 사원들, 그리고 매주 금요일마다 숫자 어디 있냐고 묻는 매니저. 그 압박은 생각보다 빨리 사람을 바꿔요.</w:t>
-      </w:r>
-    </w:p>
-    <w:p>
-      <w:pPr>
-        <w:numPr>
-          <w:ilvl w:val="0"/>
-          <w:numId w:val="1002"/>
-        </w:numPr>
+    </w:p>
+    <w:p>
+      <w:pPr>
+        <w:pStyle w:val="BodyText"/>
       </w:pPr>
       <w:r>
         <w:t xml:space="preserve">SOFIA: So have I. At Brightline. That’s why the quota is honest. And the bonus has guardrails.</w:t>
       </w:r>
-      <w:r>
-        <w:t xml:space="preserve"> </w:t>
-      </w:r>
-      <w:r>
-        <w:t xml:space="preserve">소피아: 저도요. 브라이트라인에서. 그래서 할당량이 정직한 거예요. 그리고 보너스엔 안전장치가 있고요.</w:t>
-      </w:r>
-    </w:p>
-    <w:p>
-      <w:pPr>
-        <w:numPr>
-          <w:ilvl w:val="0"/>
-          <w:numId w:val="1002"/>
-        </w:numPr>
+    </w:p>
+    <w:p>
+      <w:pPr>
+        <w:pStyle w:val="BodyText"/>
       </w:pPr>
       <w:r>
         <w:t xml:space="preserve">AVA: The same one-third rule? Certified clinics and compliance?</w:t>
       </w:r>
-      <w:r>
-        <w:t xml:space="preserve"> </w:t>
-      </w:r>
-      <w:r>
-        <w:t xml:space="preserve">에이바: 같은 3분의 1 규칙이요? 인증 병원과 컴플라이언스?</w:t>
-      </w:r>
-    </w:p>
-    <w:p>
-      <w:pPr>
-        <w:numPr>
-          <w:ilvl w:val="0"/>
-          <w:numId w:val="1002"/>
-        </w:numPr>
+    </w:p>
+    <w:p>
+      <w:pPr>
+        <w:pStyle w:val="BodyText"/>
       </w:pPr>
       <w:r>
         <w:t xml:space="preserve">SOFIA: Same rule. Top to bottom. Mine too. Now, the map.</w:t>
-      </w:r>
-      <w:r>
-        <w:t xml:space="preserve"> </w:t>
-      </w:r>
-      <w:r>
-        <w:t xml:space="preserve">소피아: 같은 규칙. 위에서 아래까지. 제 것도요. 자, 지도.</w:t>
       </w:r>
     </w:p>
     <w:bookmarkEnd w:id="22"/>
@@ -1179,512 +702,242 @@
     </w:p>
     <w:p>
       <w:pPr>
-        <w:numPr>
-          <w:ilvl w:val="0"/>
-          <w:numId w:val="1003"/>
-        </w:numPr>
+        <w:pStyle w:val="FirstParagraph"/>
       </w:pPr>
       <w:r>
         <w:t xml:space="preserve">GRACE: Sixteen territories. Fourteen field reps. Two key account managers. On the screen now.</w:t>
       </w:r>
-      <w:r>
-        <w:t xml:space="preserve"> </w:t>
-      </w:r>
-      <w:r>
-        <w:t xml:space="preserve">그레이스: 지역 열여섯. 현장 영업 사원 열넷. 키 어카운트 매니저 둘. 지금 화면에.</w:t>
-      </w:r>
-    </w:p>
-    <w:p>
-      <w:pPr>
-        <w:numPr>
-          <w:ilvl w:val="0"/>
-          <w:numId w:val="1003"/>
-        </w:numPr>
+    </w:p>
+    <w:p>
+      <w:pPr>
+        <w:pStyle w:val="BodyText"/>
       </w:pPr>
       <w:r>
         <w:t xml:space="preserve">TYLER: Phoenix and Las Vegas. Both? That’s a lot of driving.</w:t>
       </w:r>
-      <w:r>
-        <w:t xml:space="preserve"> </w:t>
-      </w:r>
-      <w:r>
-        <w:t xml:space="preserve">타일러: 피닉스와 라스베이거스. 둘 다요? 운전 많이 하겠네요.</w:t>
-      </w:r>
-    </w:p>
-    <w:p>
-      <w:pPr>
-        <w:numPr>
-          <w:ilvl w:val="0"/>
-          <w:numId w:val="1003"/>
-        </w:numPr>
+    </w:p>
+    <w:p>
+      <w:pPr>
+        <w:pStyle w:val="BodyText"/>
       </w:pPr>
       <w:r>
         <w:t xml:space="preserve">SOFIA: And a lot of potential. Vegas has no Veyra rep. And very few certified injectors.</w:t>
       </w:r>
-      <w:r>
-        <w:t xml:space="preserve"> </w:t>
-      </w:r>
-      <w:r>
-        <w:t xml:space="preserve">소피아: 그리고 잠재력도 많죠. 베이거스엔 베이라 영업 사원이 없어요. 인증 시술자도 거의 없고요.</w:t>
-      </w:r>
-    </w:p>
-    <w:p>
-      <w:pPr>
-        <w:numPr>
-          <w:ilvl w:val="0"/>
-          <w:numId w:val="1003"/>
-        </w:numPr>
+    </w:p>
+    <w:p>
+      <w:pPr>
+        <w:pStyle w:val="BodyText"/>
       </w:pPr>
       <w:r>
         <w:t xml:space="preserve">TYLER: Is that a good thing or a bad thing?</w:t>
       </w:r>
-      <w:r>
-        <w:t xml:space="preserve"> </w:t>
-      </w:r>
-      <w:r>
-        <w:t xml:space="preserve">타일러: 그게 좋은 거예요, 나쁜 거예요?</w:t>
-      </w:r>
-    </w:p>
-    <w:p>
-      <w:pPr>
-        <w:numPr>
-          <w:ilvl w:val="0"/>
-          <w:numId w:val="1003"/>
-        </w:numPr>
+    </w:p>
+    <w:p>
+      <w:pPr>
+        <w:pStyle w:val="BodyText"/>
       </w:pPr>
       <w:r>
         <w:t xml:space="preserve">TASHA: For me, it’s a training trip. No Veyra rep means almost nobody out there has been certified properly, so I’ll come with you for the first month. We train the injectors first, and then you sell.</w:t>
       </w:r>
-      <w:r>
-        <w:t xml:space="preserve"> </w:t>
-      </w:r>
-      <w:r>
-        <w:t xml:space="preserve">타샤: 저한텐 교육 출장이죠. 베이라 영업 사원이 없다는 건 거기서 제대로 인증받은 사람이 거의 없다는 뜻이니까, 첫 달엔 같이 갈게요. 시술자 교육이 먼저고, 판매는 그다음이에요.</w:t>
-      </w:r>
-    </w:p>
-    <w:p>
-      <w:pPr>
-        <w:numPr>
-          <w:ilvl w:val="0"/>
-          <w:numId w:val="1003"/>
-        </w:numPr>
+    </w:p>
+    <w:p>
+      <w:pPr>
+        <w:pStyle w:val="BodyText"/>
       </w:pPr>
       <w:r>
         <w:t xml:space="preserve">ROSA: LA stays with me? All of it?</w:t>
       </w:r>
-      <w:r>
-        <w:t xml:space="preserve"> </w:t>
-      </w:r>
-      <w:r>
-        <w:t xml:space="preserve">로사: LA는 저한테 남아요? 전부?</w:t>
-      </w:r>
-    </w:p>
-    <w:p>
-      <w:pPr>
-        <w:numPr>
-          <w:ilvl w:val="0"/>
-          <w:numId w:val="1003"/>
-        </w:numPr>
+    </w:p>
+    <w:p>
+      <w:pPr>
+        <w:pStyle w:val="BodyText"/>
       </w:pPr>
       <w:r>
         <w:t xml:space="preserve">GRACE: West LA and Beverly Hills. A new rep takes the Valley and Orange County in January.</w:t>
       </w:r>
-      <w:r>
-        <w:t xml:space="preserve"> </w:t>
-      </w:r>
-      <w:r>
-        <w:t xml:space="preserve">그레이스: 웨스트 LA와 베벌리힐스. 1월에 신입이 밸리와 오렌지 카운티를 맡아요.</w:t>
-      </w:r>
-    </w:p>
-    <w:p>
-      <w:pPr>
-        <w:numPr>
-          <w:ilvl w:val="0"/>
-          <w:numId w:val="1003"/>
-        </w:numPr>
+    </w:p>
+    <w:p>
+      <w:pPr>
+        <w:pStyle w:val="BodyText"/>
       </w:pPr>
       <w:r>
         <w:t xml:space="preserve">ROSA: Beverly Hills. That’s Rachel Stein’s neighborhood.</w:t>
       </w:r>
-      <w:r>
-        <w:t xml:space="preserve"> </w:t>
-      </w:r>
-      <w:r>
-        <w:t xml:space="preserve">로사: 베벌리힐스. 레이첼 스타인 동네네요.</w:t>
-      </w:r>
-    </w:p>
-    <w:p>
-      <w:pPr>
-        <w:numPr>
-          <w:ilvl w:val="0"/>
-          <w:numId w:val="1003"/>
-        </w:numPr>
+    </w:p>
+    <w:p>
+      <w:pPr>
+        <w:pStyle w:val="BodyText"/>
       </w:pPr>
       <w:r>
         <w:t xml:space="preserve">SOFIA: And she’s on our faculty. Use her. Ethically.</w:t>
       </w:r>
-      <w:r>
-        <w:t xml:space="preserve"> </w:t>
-      </w:r>
-      <w:r>
-        <w:t xml:space="preserve">소피아: 그리고 우리 교수진이에요. 활용해요. 윤리적으로.</w:t>
-      </w:r>
-    </w:p>
-    <w:p>
-      <w:pPr>
-        <w:numPr>
-          <w:ilvl w:val="0"/>
-          <w:numId w:val="1003"/>
-        </w:numPr>
+    </w:p>
+    <w:p>
+      <w:pPr>
+        <w:pStyle w:val="BodyText"/>
       </w:pPr>
       <w:r>
         <w:t xml:space="preserve">AVA: And Texas?</w:t>
       </w:r>
-      <w:r>
-        <w:t xml:space="preserve"> </w:t>
-      </w:r>
-      <w:r>
-        <w:t xml:space="preserve">에이바: 그럼 텍사스는요?</w:t>
-      </w:r>
-    </w:p>
-    <w:p>
-      <w:pPr>
-        <w:numPr>
-          <w:ilvl w:val="0"/>
-          <w:numId w:val="1003"/>
-        </w:numPr>
+    </w:p>
+    <w:p>
+      <w:pPr>
+        <w:pStyle w:val="BodyText"/>
       </w:pPr>
       <w:r>
         <w:t xml:space="preserve">GRACE: Texas splits. Ava, you get Austin, San Antonio, and Dallas.</w:t>
       </w:r>
-      <w:r>
-        <w:t xml:space="preserve"> </w:t>
-      </w:r>
-      <w:r>
-        <w:t xml:space="preserve">그레이스: 텍사스는 나뉘어요. 에이바, 오스틴, 샌안토니오, 댈러스를 맡아요.</w:t>
-      </w:r>
-    </w:p>
-    <w:p>
-      <w:pPr>
-        <w:numPr>
-          <w:ilvl w:val="0"/>
-          <w:numId w:val="1003"/>
-        </w:numPr>
+    </w:p>
+    <w:p>
+      <w:pPr>
+        <w:pStyle w:val="BodyText"/>
       </w:pPr>
       <w:r>
         <w:t xml:space="preserve">AVA: Dallas? That’s Derek’s.</w:t>
       </w:r>
-      <w:r>
-        <w:t xml:space="preserve"> </w:t>
-      </w:r>
-      <w:r>
-        <w:t xml:space="preserve">에이바: 댈러스요? 그건 데릭 거잖아요.</w:t>
-      </w:r>
-    </w:p>
-    <w:p>
-      <w:pPr>
-        <w:numPr>
-          <w:ilvl w:val="0"/>
-          <w:numId w:val="1003"/>
-        </w:numPr>
+    </w:p>
+    <w:p>
+      <w:pPr>
+        <w:pStyle w:val="BodyText"/>
       </w:pPr>
       <w:r>
         <w:t xml:space="preserve">DEREK: Was. Apparently.</w:t>
       </w:r>
-      <w:r>
-        <w:t xml:space="preserve"> </w:t>
-      </w:r>
-      <w:r>
-        <w:t xml:space="preserve">데릭: 였죠. 보아하니.</w:t>
-      </w:r>
-    </w:p>
-    <w:p>
-      <w:pPr>
-        <w:numPr>
-          <w:ilvl w:val="0"/>
-          <w:numId w:val="1003"/>
-        </w:numPr>
+    </w:p>
+    <w:p>
+      <w:pPr>
+        <w:pStyle w:val="BodyText"/>
       </w:pPr>
       <w:r>
         <w:t xml:space="preserve">HANNAH: Who gets Houston?</w:t>
       </w:r>
-      <w:r>
-        <w:t xml:space="preserve"> </w:t>
-      </w:r>
-      <w:r>
-        <w:t xml:space="preserve">해나: 휴스턴은 누가 맡아요?</w:t>
-      </w:r>
-    </w:p>
-    <w:p>
-      <w:pPr>
-        <w:numPr>
-          <w:ilvl w:val="0"/>
-          <w:numId w:val="1003"/>
-        </w:numPr>
+    </w:p>
+    <w:p>
+      <w:pPr>
+        <w:pStyle w:val="BodyText"/>
       </w:pPr>
       <w:r>
         <w:t xml:space="preserve">GRACE: A new hire in February. Maria Santos recommended someone. A nurse.</w:t>
       </w:r>
-      <w:r>
-        <w:t xml:space="preserve"> </w:t>
-      </w:r>
-      <w:r>
-        <w:t xml:space="preserve">그레이스: 2월에 신입이요. 마리아 산토스가 추천한 사람이에요. 간호사.</w:t>
-      </w:r>
-    </w:p>
-    <w:p>
-      <w:pPr>
-        <w:numPr>
-          <w:ilvl w:val="0"/>
-          <w:numId w:val="1003"/>
-        </w:numPr>
+    </w:p>
+    <w:p>
+      <w:pPr>
+        <w:pStyle w:val="BodyText"/>
       </w:pPr>
       <w:r>
         <w:t xml:space="preserve">ZOE: Maria from AAD? The one-point-nine-second record?</w:t>
       </w:r>
-      <w:r>
-        <w:t xml:space="preserve"> </w:t>
-      </w:r>
-      <w:r>
-        <w:t xml:space="preserve">조이: AAD의 마리아요? 1.9초 기록?</w:t>
-      </w:r>
-    </w:p>
-    <w:p>
-      <w:pPr>
-        <w:numPr>
-          <w:ilvl w:val="0"/>
-          <w:numId w:val="1003"/>
-        </w:numPr>
+    </w:p>
+    <w:p>
+      <w:pPr>
+        <w:pStyle w:val="BodyText"/>
       </w:pPr>
       <w:r>
         <w:t xml:space="preserve">GRACE: The same. Her network is strong.</w:t>
       </w:r>
-      <w:r>
-        <w:t xml:space="preserve"> </w:t>
-      </w:r>
-      <w:r>
-        <w:t xml:space="preserve">그레이스: 그 사람이요. 인맥이 탄탄해요.</w:t>
-      </w:r>
-    </w:p>
-    <w:p>
-      <w:pPr>
-        <w:numPr>
-          <w:ilvl w:val="0"/>
-          <w:numId w:val="1003"/>
-        </w:numPr>
+    </w:p>
+    <w:p>
+      <w:pPr>
+        <w:pStyle w:val="BodyText"/>
       </w:pPr>
       <w:r>
         <w:t xml:space="preserve">JAMAL: What about incentives? Beyond the bonus?</w:t>
       </w:r>
-      <w:r>
-        <w:t xml:space="preserve"> </w:t>
-      </w:r>
-      <w:r>
-        <w:t xml:space="preserve">자말: 인센티브는요? 보너스 외에?</w:t>
-      </w:r>
-    </w:p>
-    <w:p>
-      <w:pPr>
-        <w:numPr>
-          <w:ilvl w:val="0"/>
-          <w:numId w:val="1003"/>
-        </w:numPr>
+    </w:p>
+    <w:p>
+      <w:pPr>
+        <w:pStyle w:val="BodyText"/>
       </w:pPr>
       <w:r>
         <w:t xml:space="preserve">SOFIA: Two. First, a quarterly award, and not for the most revenue. It’s for the best customer story, voted by the team. I want you to remember why a doctor trusted you, not just how much she ordered.</w:t>
       </w:r>
-      <w:r>
-        <w:t xml:space="preserve"> </w:t>
-      </w:r>
-      <w:r>
-        <w:t xml:space="preserve">소피아: 두 가지. 첫째, 분기 상인데, 최대 매출에 주는 게 아니에요. 최고의 고객 이야기에 주고, 팀이 투표해요. 의사가 얼마나 주문했는지만이 아니라, 왜 여러분을 믿었는지를 기억했으면 해요.</w:t>
-      </w:r>
-    </w:p>
-    <w:p>
-      <w:pPr>
-        <w:numPr>
-          <w:ilvl w:val="0"/>
-          <w:numId w:val="1003"/>
-        </w:numPr>
+    </w:p>
+    <w:p>
+      <w:pPr>
+        <w:pStyle w:val="BodyText"/>
       </w:pPr>
       <w:r>
         <w:t xml:space="preserve">TYLER: Not for revenue? That’s weird.</w:t>
       </w:r>
-      <w:r>
-        <w:t xml:space="preserve"> </w:t>
-      </w:r>
-      <w:r>
-        <w:t xml:space="preserve">타일러: 매출이 아니라고요? 이상하네요.</w:t>
-      </w:r>
-    </w:p>
-    <w:p>
-      <w:pPr>
-        <w:numPr>
-          <w:ilvl w:val="0"/>
-          <w:numId w:val="1003"/>
-        </w:numPr>
+    </w:p>
+    <w:p>
+      <w:pPr>
+        <w:pStyle w:val="BodyText"/>
       </w:pPr>
       <w:r>
         <w:t xml:space="preserve">SOFIA: Revenue already has a reward. It’s called the bonus.</w:t>
       </w:r>
-      <w:r>
-        <w:t xml:space="preserve"> </w:t>
-      </w:r>
-      <w:r>
-        <w:t xml:space="preserve">소피아: 매출엔 이미 보상이 있어요. 보너스라고 하죠.</w:t>
-      </w:r>
-    </w:p>
-    <w:p>
-      <w:pPr>
-        <w:numPr>
-          <w:ilvl w:val="0"/>
-          <w:numId w:val="1003"/>
-        </w:numPr>
+    </w:p>
+    <w:p>
+      <w:pPr>
+        <w:pStyle w:val="BodyText"/>
       </w:pPr>
       <w:r>
         <w:t xml:space="preserve">ROSA: And the second?</w:t>
       </w:r>
-      <w:r>
-        <w:t xml:space="preserve"> </w:t>
-      </w:r>
-      <w:r>
-        <w:t xml:space="preserve">로사: 그럼 두 번째는요?</w:t>
-      </w:r>
-    </w:p>
-    <w:p>
-      <w:pPr>
-        <w:numPr>
-          <w:ilvl w:val="0"/>
-          <w:numId w:val="1003"/>
-        </w:numPr>
+    </w:p>
+    <w:p>
+      <w:pPr>
+        <w:pStyle w:val="BodyText"/>
       </w:pPr>
       <w:r>
         <w:t xml:space="preserve">SOFIA: Every rep who hits quota gets to bring one customer to IMCAS in Paris. As faculty guests.</w:t>
       </w:r>
-      <w:r>
-        <w:t xml:space="preserve"> </w:t>
-      </w:r>
-      <w:r>
-        <w:t xml:space="preserve">소피아: 할당량을 달성한 영업 사원은 고객 한 명을 파리 IMCAS에 데려갈 수 있어요. 교수진 손님으로.</w:t>
-      </w:r>
-    </w:p>
-    <w:p>
-      <w:pPr>
-        <w:numPr>
-          <w:ilvl w:val="0"/>
-          <w:numId w:val="1003"/>
-        </w:numPr>
+    </w:p>
+    <w:p>
+      <w:pPr>
+        <w:pStyle w:val="BodyText"/>
       </w:pPr>
       <w:r>
         <w:t xml:space="preserve">NOAH: Paris? We haven’t approved Paris.</w:t>
       </w:r>
-      <w:r>
-        <w:t xml:space="preserve"> </w:t>
-      </w:r>
-      <w:r>
-        <w:t xml:space="preserve">노아: 파리요? 우리 파리 승인 안 했는데요.</w:t>
-      </w:r>
-    </w:p>
-    <w:p>
-      <w:pPr>
-        <w:numPr>
-          <w:ilvl w:val="0"/>
-          <w:numId w:val="1003"/>
-        </w:numPr>
+    </w:p>
+    <w:p>
+      <w:pPr>
+        <w:pStyle w:val="BodyText"/>
       </w:pPr>
       <w:r>
         <w:t xml:space="preserve">ZOE: …I may have mentioned it. To Sofia. Once.</w:t>
       </w:r>
-      <w:r>
-        <w:t xml:space="preserve"> </w:t>
-      </w:r>
-      <w:r>
-        <w:t xml:space="preserve">조이: …제가 소피아한테 얘기했을 수도. 한 번.</w:t>
-      </w:r>
-    </w:p>
-    <w:p>
-      <w:pPr>
-        <w:numPr>
-          <w:ilvl w:val="0"/>
-          <w:numId w:val="1003"/>
-        </w:numPr>
+    </w:p>
+    <w:p>
+      <w:pPr>
+        <w:pStyle w:val="BodyText"/>
       </w:pPr>
       <w:r>
         <w:t xml:space="preserve">SOFIA: It’s a goal, Noah. Not a promise. I’ll write a memo.</w:t>
       </w:r>
-      <w:r>
-        <w:t xml:space="preserve"> </w:t>
-      </w:r>
-      <w:r>
-        <w:t xml:space="preserve">소피아: 목표예요, 노아. 약속이 아니라. 메모를 쓸게요.</w:t>
-      </w:r>
-    </w:p>
-    <w:p>
-      <w:pPr>
-        <w:numPr>
-          <w:ilvl w:val="0"/>
-          <w:numId w:val="1003"/>
-        </w:numPr>
+    </w:p>
+    <w:p>
+      <w:pPr>
+        <w:pStyle w:val="BodyText"/>
       </w:pPr>
       <w:r>
         <w:t xml:space="preserve">NOAH: Forty pages?</w:t>
       </w:r>
-      <w:r>
-        <w:t xml:space="preserve"> </w:t>
-      </w:r>
-      <w:r>
-        <w:t xml:space="preserve">노아: 40쪽짜리로요?</w:t>
-      </w:r>
-    </w:p>
-    <w:p>
-      <w:pPr>
-        <w:numPr>
-          <w:ilvl w:val="0"/>
-          <w:numId w:val="1003"/>
-        </w:numPr>
+    </w:p>
+    <w:p>
+      <w:pPr>
+        <w:pStyle w:val="BodyText"/>
       </w:pPr>
       <w:r>
         <w:t xml:space="preserve">SOFIA: Four. I’ve improved.</w:t>
       </w:r>
-      <w:r>
-        <w:t xml:space="preserve"> </w:t>
-      </w:r>
-      <w:r>
-        <w:t xml:space="preserve">소피아: 4쪽이요. 발전했어요.</w:t>
-      </w:r>
-    </w:p>
-    <w:p>
-      <w:pPr>
-        <w:numPr>
-          <w:ilvl w:val="0"/>
-          <w:numId w:val="1003"/>
-        </w:numPr>
+    </w:p>
+    <w:p>
+      <w:pPr>
+        <w:pStyle w:val="BodyText"/>
       </w:pPr>
       <w:r>
         <w:t xml:space="preserve">DEREK: Sofia. Where’s my name on the map?</w:t>
       </w:r>
-      <w:r>
-        <w:t xml:space="preserve"> </w:t>
-      </w:r>
-      <w:r>
-        <w:t xml:space="preserve">데릭: 소피아. 지도에 제 이름은 어디 있어요?</w:t>
-      </w:r>
-    </w:p>
-    <w:p>
-      <w:pPr>
-        <w:numPr>
-          <w:ilvl w:val="0"/>
-          <w:numId w:val="1003"/>
-        </w:numPr>
+    </w:p>
+    <w:p>
+      <w:pPr>
+        <w:pStyle w:val="BodyText"/>
       </w:pPr>
       <w:r>
         <w:t xml:space="preserve">SOFIA: Lunch, Derek. As promised. Everyone else, one hour.</w:t>
-      </w:r>
-      <w:r>
-        <w:t xml:space="preserve"> </w:t>
-      </w:r>
-      <w:r>
-        <w:t xml:space="preserve">소피아: 점심이요, 데릭. 약속한 대로. 나머지는 한 시간 뒤에.</w:t>
       </w:r>
     </w:p>
     <w:bookmarkEnd w:id="23"/>
@@ -1699,427 +952,202 @@
     </w:p>
     <w:p>
       <w:pPr>
-        <w:numPr>
-          <w:ilvl w:val="0"/>
-          <w:numId w:val="1004"/>
-        </w:numPr>
+        <w:pStyle w:val="FirstParagraph"/>
       </w:pPr>
       <w:r>
         <w:t xml:space="preserve">DEREK: You took Dallas. Fifteen years of relationships, Sofia. Dr. Wade. Haddad. People who pick up the phone when I call. And you gave them to a rep with one year of experience, without even asking me first.</w:t>
       </w:r>
-      <w:r>
-        <w:t xml:space="preserve"> </w:t>
-      </w:r>
-      <w:r>
-        <w:t xml:space="preserve">데릭: 댈러스를 가져갔어요. 15년의 관계를요, 소피아. 웨이드 선생님. 하다드. 제가 전화하면 받는 사람들. 그걸 경력 1년 된 영업 사원한테 줬어요. 저한테 먼저 묻지도 않고.</w:t>
-      </w:r>
-    </w:p>
-    <w:p>
-      <w:pPr>
-        <w:numPr>
-          <w:ilvl w:val="0"/>
-          <w:numId w:val="1004"/>
-        </w:numPr>
+    </w:p>
+    <w:p>
+      <w:pPr>
+        <w:pStyle w:val="BodyText"/>
       </w:pPr>
       <w:r>
         <w:t xml:space="preserve">SOFIA: I did. Can I explain before you decide I’m wrong?</w:t>
       </w:r>
-      <w:r>
-        <w:t xml:space="preserve"> </w:t>
-      </w:r>
-      <w:r>
-        <w:t xml:space="preserve">소피아: 그랬죠. 제가 틀렸다고 결정하기 전에 설명해도 될까요?</w:t>
-      </w:r>
-    </w:p>
-    <w:p>
-      <w:pPr>
-        <w:numPr>
-          <w:ilvl w:val="0"/>
-          <w:numId w:val="1004"/>
-        </w:numPr>
+    </w:p>
+    <w:p>
+      <w:pPr>
+        <w:pStyle w:val="BodyText"/>
       </w:pPr>
       <w:r>
         <w:t xml:space="preserve">DEREK: Go ahead.</w:t>
       </w:r>
-      <w:r>
-        <w:t xml:space="preserve"> </w:t>
-      </w:r>
-      <w:r>
-        <w:t xml:space="preserve">데릭: 하세요.</w:t>
-      </w:r>
-    </w:p>
-    <w:p>
-      <w:pPr>
-        <w:numPr>
-          <w:ilvl w:val="0"/>
-          <w:numId w:val="1004"/>
-        </w:numPr>
+    </w:p>
+    <w:p>
+      <w:pPr>
+        <w:pStyle w:val="BodyText"/>
       </w:pPr>
       <w:r>
         <w:t xml:space="preserve">SOFIA: You’re the best relationship builder on this team. I watched you with doctors for three weeks, and I read your notes. Someone who can do what you do is wasted on twenty clinics.</w:t>
       </w:r>
-      <w:r>
-        <w:t xml:space="preserve"> </w:t>
-      </w:r>
-      <w:r>
-        <w:t xml:space="preserve">소피아: 당신은 이 팀 최고의 관계 구축자예요. 3주 동안 의사들 앞에서 당신을 지켜봤고, 노트도 읽었어요. 당신이 하는 일을 할 수 있는 사람이 병원 스무 곳에 쓰이기엔 아까워요.</w:t>
-      </w:r>
-    </w:p>
-    <w:p>
-      <w:pPr>
-        <w:numPr>
-          <w:ilvl w:val="0"/>
-          <w:numId w:val="1004"/>
-        </w:numPr>
+    </w:p>
+    <w:p>
+      <w:pPr>
+        <w:pStyle w:val="BodyText"/>
       </w:pPr>
       <w:r>
         <w:t xml:space="preserve">DEREK: Wasted?</w:t>
       </w:r>
-      <w:r>
-        <w:t xml:space="preserve"> </w:t>
-      </w:r>
-      <w:r>
-        <w:t xml:space="preserve">데릭: 아깝다고요?</w:t>
-      </w:r>
-    </w:p>
-    <w:p>
-      <w:pPr>
-        <w:numPr>
-          <w:ilvl w:val="0"/>
-          <w:numId w:val="1004"/>
-        </w:numPr>
+    </w:p>
+    <w:p>
+      <w:pPr>
+        <w:pStyle w:val="BodyText"/>
       </w:pPr>
       <w:r>
         <w:t xml:space="preserve">SOFIA: Glow Collective. Three hundred locations. National accounts. That’s your territory now.</w:t>
       </w:r>
-      <w:r>
-        <w:t xml:space="preserve"> </w:t>
-      </w:r>
-      <w:r>
-        <w:t xml:space="preserve">소피아: 글로우 컬렉티브. 지점 300곳. 전국 거래처. 그게 이제 당신 지역이에요.</w:t>
-      </w:r>
-    </w:p>
-    <w:p>
-      <w:pPr>
-        <w:numPr>
-          <w:ilvl w:val="0"/>
-          <w:numId w:val="1004"/>
-        </w:numPr>
+    </w:p>
+    <w:p>
+      <w:pPr>
+        <w:pStyle w:val="BodyText"/>
       </w:pPr>
       <w:r>
         <w:t xml:space="preserve">DEREK: Key accounts? I’ve never done chains.</w:t>
       </w:r>
-      <w:r>
-        <w:t xml:space="preserve"> </w:t>
-      </w:r>
-      <w:r>
-        <w:t xml:space="preserve">데릭: 키 어카운트요? 체인은 해 본 적 없는데요.</w:t>
-      </w:r>
-    </w:p>
-    <w:p>
-      <w:pPr>
-        <w:numPr>
-          <w:ilvl w:val="0"/>
-          <w:numId w:val="1004"/>
-        </w:numPr>
+    </w:p>
+    <w:p>
+      <w:pPr>
+        <w:pStyle w:val="BodyText"/>
       </w:pPr>
       <w:r>
         <w:t xml:space="preserve">SOFIA: Chains are relationships. With more lawyers. You already know relationships.</w:t>
       </w:r>
-      <w:r>
-        <w:t xml:space="preserve"> </w:t>
-      </w:r>
-      <w:r>
-        <w:t xml:space="preserve">소피아: 체인도 관계예요. 변호사가 더 많을 뿐. 관계는 이미 잘 알잖아요.</w:t>
-      </w:r>
-    </w:p>
-    <w:p>
-      <w:pPr>
-        <w:numPr>
-          <w:ilvl w:val="0"/>
-          <w:numId w:val="1004"/>
-        </w:numPr>
+    </w:p>
+    <w:p>
+      <w:pPr>
+        <w:pStyle w:val="BodyText"/>
       </w:pPr>
       <w:r>
         <w:t xml:space="preserve">DEREK: And my Dallas doctors? They’ll feel abandoned.</w:t>
       </w:r>
-      <w:r>
-        <w:t xml:space="preserve"> </w:t>
-      </w:r>
-      <w:r>
-        <w:t xml:space="preserve">데릭: 그럼 제 댈러스 의사들은요? 버림받았다고 느낄 거예요.</w:t>
-      </w:r>
-    </w:p>
-    <w:p>
-      <w:pPr>
-        <w:numPr>
-          <w:ilvl w:val="0"/>
-          <w:numId w:val="1004"/>
-        </w:numPr>
+    </w:p>
+    <w:p>
+      <w:pPr>
+        <w:pStyle w:val="BodyText"/>
       </w:pPr>
       <w:r>
         <w:t xml:space="preserve">SOFIA: Then don’t abandon them. Introduce Ava. In person. Every clinic. Before January.</w:t>
       </w:r>
-      <w:r>
-        <w:t xml:space="preserve"> </w:t>
-      </w:r>
-      <w:r>
-        <w:t xml:space="preserve">소피아: 그럼 버리지 마요. 에이바를 소개해요. 직접. 병원마다. 1월 전에.</w:t>
-      </w:r>
-    </w:p>
-    <w:p>
-      <w:pPr>
-        <w:numPr>
-          <w:ilvl w:val="0"/>
-          <w:numId w:val="1004"/>
-        </w:numPr>
+    </w:p>
+    <w:p>
+      <w:pPr>
+        <w:pStyle w:val="BodyText"/>
       </w:pPr>
       <w:r>
         <w:t xml:space="preserve">DEREK: A handover. Like Haddad’s turkey sandwich. Personally.</w:t>
       </w:r>
-      <w:r>
-        <w:t xml:space="preserve"> </w:t>
-      </w:r>
-      <w:r>
-        <w:t xml:space="preserve">데릭: 인수인계. 하다드의 칠면조 샌드위치처럼. 직접.</w:t>
-      </w:r>
-    </w:p>
-    <w:p>
-      <w:pPr>
-        <w:numPr>
-          <w:ilvl w:val="0"/>
-          <w:numId w:val="1004"/>
-        </w:numPr>
+    </w:p>
+    <w:p>
+      <w:pPr>
+        <w:pStyle w:val="BodyText"/>
       </w:pPr>
       <w:r>
         <w:t xml:space="preserve">SOFIA: Exactly. Your relationships don’t disappear. They become Ava’s foundation.</w:t>
       </w:r>
-      <w:r>
-        <w:t xml:space="preserve"> </w:t>
-      </w:r>
-      <w:r>
-        <w:t xml:space="preserve">소피아: 바로 그거예요. 당신의 관계는 사라지지 않아요. 에이바의 기초가 되는 거죠.</w:t>
-      </w:r>
-    </w:p>
-    <w:p>
-      <w:pPr>
-        <w:numPr>
-          <w:ilvl w:val="0"/>
-          <w:numId w:val="1004"/>
-        </w:numPr>
+    </w:p>
+    <w:p>
+      <w:pPr>
+        <w:pStyle w:val="BodyText"/>
       </w:pPr>
       <w:r>
         <w:t xml:space="preserve">DEREK: What’s the comp? For key accounts?</w:t>
       </w:r>
-      <w:r>
-        <w:t xml:space="preserve"> </w:t>
-      </w:r>
-      <w:r>
-        <w:t xml:space="preserve">데릭: 보상은요? 키 어카운트는?</w:t>
-      </w:r>
-    </w:p>
-    <w:p>
-      <w:pPr>
-        <w:numPr>
-          <w:ilvl w:val="0"/>
-          <w:numId w:val="1004"/>
-        </w:numPr>
+    </w:p>
+    <w:p>
+      <w:pPr>
+        <w:pStyle w:val="BodyText"/>
       </w:pPr>
       <w:r>
         <w:t xml:space="preserve">SOFIA: Higher base. Bigger bonus. If Glow signs. And if every Glow injector gets certified.</w:t>
       </w:r>
-      <w:r>
-        <w:t xml:space="preserve"> </w:t>
-      </w:r>
-      <w:r>
-        <w:t xml:space="preserve">소피아: 기본급 상향. 보너스 확대. 글로우가 계약하면. 그리고 글로우 시술자 전원이 인증받으면.</w:t>
-      </w:r>
-    </w:p>
-    <w:p>
-      <w:pPr>
-        <w:numPr>
-          <w:ilvl w:val="0"/>
-          <w:numId w:val="1004"/>
-        </w:numPr>
+    </w:p>
+    <w:p>
+      <w:pPr>
+        <w:pStyle w:val="BodyText"/>
       </w:pPr>
       <w:r>
         <w:t xml:space="preserve">DEREK: Every injector? Their turnover is forty percent.</w:t>
       </w:r>
-      <w:r>
-        <w:t xml:space="preserve"> </w:t>
-      </w:r>
-      <w:r>
-        <w:t xml:space="preserve">데릭: 시술자 전원이요? 거기 이직률이 40%예요.</w:t>
-      </w:r>
-    </w:p>
-    <w:p>
-      <w:pPr>
-        <w:numPr>
-          <w:ilvl w:val="0"/>
-          <w:numId w:val="1004"/>
-        </w:numPr>
+    </w:p>
+    <w:p>
+      <w:pPr>
+        <w:pStyle w:val="BodyText"/>
       </w:pPr>
       <w:r>
         <w:t xml:space="preserve">SOFIA: Then the contract must cover new hires. Every month. That’s the hard part. That’s why I need you.</w:t>
       </w:r>
-      <w:r>
-        <w:t xml:space="preserve"> </w:t>
-      </w:r>
-      <w:r>
-        <w:t xml:space="preserve">소피아: 그럼 계약이 신규 채용자도 다뤄야죠. 매달. 그게 어려운 부분이에요. 그래서 당신이 필요해요.</w:t>
-      </w:r>
-    </w:p>
-    <w:p>
-      <w:pPr>
-        <w:numPr>
-          <w:ilvl w:val="0"/>
-          <w:numId w:val="1004"/>
-        </w:numPr>
+    </w:p>
+    <w:p>
+      <w:pPr>
+        <w:pStyle w:val="BodyText"/>
       </w:pPr>
       <w:r>
         <w:t xml:space="preserve">DEREK: When do we meet Glow?</w:t>
       </w:r>
-      <w:r>
-        <w:t xml:space="preserve"> </w:t>
-      </w:r>
-      <w:r>
-        <w:t xml:space="preserve">데릭: 글로우는 언제 만나요?</w:t>
-      </w:r>
-    </w:p>
-    <w:p>
-      <w:pPr>
-        <w:numPr>
-          <w:ilvl w:val="0"/>
-          <w:numId w:val="1004"/>
-        </w:numPr>
+    </w:p>
+    <w:p>
+      <w:pPr>
+        <w:pStyle w:val="BodyText"/>
       </w:pPr>
       <w:r>
         <w:t xml:space="preserve">SOFIA: Two weeks. Medical director first. Dr. Nadia Reyes. Then Greg, from purchasing.</w:t>
       </w:r>
-      <w:r>
-        <w:t xml:space="preserve"> </w:t>
-      </w:r>
-      <w:r>
-        <w:t xml:space="preserve">소피아: 2주 뒤. 의료 총괄 먼저. 나디아 레예스 박사. 그다음 구매팀 그레그.</w:t>
-      </w:r>
-    </w:p>
-    <w:p>
-      <w:pPr>
-        <w:numPr>
-          <w:ilvl w:val="0"/>
-          <w:numId w:val="1004"/>
-        </w:numPr>
+    </w:p>
+    <w:p>
+      <w:pPr>
+        <w:pStyle w:val="BodyText"/>
       </w:pPr>
       <w:r>
         <w:t xml:space="preserve">DEREK: You talked to Reyes already?</w:t>
       </w:r>
-      <w:r>
-        <w:t xml:space="preserve"> </w:t>
-      </w:r>
-      <w:r>
-        <w:t xml:space="preserve">데릭: 레예스랑 벌써 얘기했어요?</w:t>
-      </w:r>
-    </w:p>
-    <w:p>
-      <w:pPr>
-        <w:numPr>
-          <w:ilvl w:val="0"/>
-          <w:numId w:val="1004"/>
-        </w:numPr>
+    </w:p>
+    <w:p>
+      <w:pPr>
+        <w:pStyle w:val="BodyText"/>
       </w:pPr>
       <w:r>
         <w:t xml:space="preserve">SOFIA: Last week. She’s interested. Greg is not. That’s our job.</w:t>
       </w:r>
-      <w:r>
-        <w:t xml:space="preserve"> </w:t>
-      </w:r>
-      <w:r>
-        <w:t xml:space="preserve">소피아: 지난주에요. 관심 있어해요. 그레그는 아니고요. 그게 우리 일이죠.</w:t>
-      </w:r>
-    </w:p>
-    <w:p>
-      <w:pPr>
-        <w:numPr>
-          <w:ilvl w:val="0"/>
-          <w:numId w:val="1004"/>
-        </w:numPr>
+    </w:p>
+    <w:p>
+      <w:pPr>
+        <w:pStyle w:val="BodyText"/>
       </w:pPr>
       <w:r>
         <w:t xml:space="preserve">DEREK: …You planned this before the kickoff.</w:t>
       </w:r>
-      <w:r>
-        <w:t xml:space="preserve"> </w:t>
-      </w:r>
-      <w:r>
-        <w:t xml:space="preserve">데릭: …킥오프 전에 다 계획했군요.</w:t>
-      </w:r>
-    </w:p>
-    <w:p>
-      <w:pPr>
-        <w:numPr>
-          <w:ilvl w:val="0"/>
-          <w:numId w:val="1004"/>
-        </w:numPr>
+    </w:p>
+    <w:p>
+      <w:pPr>
+        <w:pStyle w:val="BodyText"/>
       </w:pPr>
       <w:r>
         <w:t xml:space="preserve">SOFIA: I plan everything. Except your reaction. That one I had to wait for.</w:t>
       </w:r>
-      <w:r>
-        <w:t xml:space="preserve"> </w:t>
-      </w:r>
-      <w:r>
-        <w:t xml:space="preserve">소피아: 전 다 계획해요. 당신 반응만 빼고. 그건 기다려야 했죠.</w:t>
-      </w:r>
-    </w:p>
-    <w:p>
-      <w:pPr>
-        <w:numPr>
-          <w:ilvl w:val="0"/>
-          <w:numId w:val="1004"/>
-        </w:numPr>
+    </w:p>
+    <w:p>
+      <w:pPr>
+        <w:pStyle w:val="BodyText"/>
       </w:pPr>
       <w:r>
         <w:t xml:space="preserve">DEREK: Fine. I’m in. Glow is mine.</w:t>
       </w:r>
-      <w:r>
-        <w:t xml:space="preserve"> </w:t>
-      </w:r>
-      <w:r>
-        <w:t xml:space="preserve">데릭: 좋아요. 할게요. 글로우는 제 거예요.</w:t>
-      </w:r>
-    </w:p>
-    <w:p>
-      <w:pPr>
-        <w:numPr>
-          <w:ilvl w:val="0"/>
-          <w:numId w:val="1004"/>
-        </w:numPr>
+    </w:p>
+    <w:p>
+      <w:pPr>
+        <w:pStyle w:val="BodyText"/>
       </w:pPr>
       <w:r>
         <w:t xml:space="preserve">SOFIA: Glow is ours. You lead it.</w:t>
       </w:r>
-      <w:r>
-        <w:t xml:space="preserve"> </w:t>
-      </w:r>
-      <w:r>
-        <w:t xml:space="preserve">소피아: 글로우는 우리 거예요. 당신이 이끄는 거고.</w:t>
-      </w:r>
-    </w:p>
-    <w:p>
-      <w:pPr>
-        <w:numPr>
-          <w:ilvl w:val="0"/>
-          <w:numId w:val="1004"/>
-        </w:numPr>
+    </w:p>
+    <w:p>
+      <w:pPr>
+        <w:pStyle w:val="BodyText"/>
       </w:pPr>
       <w:r>
         <w:t xml:space="preserve">DEREK: You sound like Noah.</w:t>
-      </w:r>
-      <w:r>
-        <w:t xml:space="preserve"> </w:t>
-      </w:r>
-      <w:r>
-        <w:t xml:space="preserve">데릭: 노아처럼 말하네요.</w:t>
       </w:r>
     </w:p>
     <w:bookmarkEnd w:id="24"/>
@@ -2134,257 +1162,122 @@
     </w:p>
     <w:p>
       <w:pPr>
-        <w:numPr>
-          <w:ilvl w:val="0"/>
-          <w:numId w:val="1005"/>
-        </w:numPr>
+        <w:pStyle w:val="FirstParagraph"/>
       </w:pPr>
       <w:r>
         <w:t xml:space="preserve">AVA: Derek. Sofia told me. Dallas. I’m sorry. I didn’t ask for it.</w:t>
       </w:r>
-      <w:r>
-        <w:t xml:space="preserve"> </w:t>
-      </w:r>
-      <w:r>
-        <w:t xml:space="preserve">에이바: 데릭. 소피아가 말해 줬어요. 댈러스. 미안해요. 제가 요청한 거 아니에요.</w:t>
-      </w:r>
-    </w:p>
-    <w:p>
-      <w:pPr>
-        <w:numPr>
-          <w:ilvl w:val="0"/>
-          <w:numId w:val="1005"/>
-        </w:numPr>
+    </w:p>
+    <w:p>
+      <w:pPr>
+        <w:pStyle w:val="BodyText"/>
       </w:pPr>
       <w:r>
         <w:t xml:space="preserve">DEREK: I know. It’s not your fault, and it’s not personal. Monday, seven a.m., we start with Dr. Wade. I’ll introduce you myself, clinic by clinic, before January, so nobody in Dallas feels like they were handed off.</w:t>
       </w:r>
-      <w:r>
-        <w:t xml:space="preserve"> </w:t>
-      </w:r>
-      <w:r>
-        <w:t xml:space="preserve">데릭: 알아요. 당신 잘못도 아니고, 개인적인 감정도 없어요. 월요일 오전 7시, 웨이드 선생님부터 시작해요. 1월 전에 병원 하나하나 내가 직접 소개할게요. 댈러스에서 누구도 떠넘겨졌다고 느끼지 않게.</w:t>
-      </w:r>
-    </w:p>
-    <w:p>
-      <w:pPr>
-        <w:numPr>
-          <w:ilvl w:val="0"/>
-          <w:numId w:val="1005"/>
-        </w:numPr>
+    </w:p>
+    <w:p>
+      <w:pPr>
+        <w:pStyle w:val="BodyText"/>
       </w:pPr>
       <w:r>
         <w:t xml:space="preserve">AVA: You’d do that?</w:t>
       </w:r>
-      <w:r>
-        <w:t xml:space="preserve"> </w:t>
-      </w:r>
-      <w:r>
-        <w:t xml:space="preserve">에이바: 그래 줄 거예요?</w:t>
-      </w:r>
-    </w:p>
-    <w:p>
-      <w:pPr>
-        <w:numPr>
-          <w:ilvl w:val="0"/>
-          <w:numId w:val="1005"/>
-        </w:numPr>
+    </w:p>
+    <w:p>
+      <w:pPr>
+        <w:pStyle w:val="BodyText"/>
       </w:pPr>
       <w:r>
         <w:t xml:space="preserve">DEREK: Bring coffee. Good coffee. And never go around Brenda.</w:t>
       </w:r>
-      <w:r>
-        <w:t xml:space="preserve"> </w:t>
-      </w:r>
-      <w:r>
-        <w:t xml:space="preserve">데릭: 커피 가져와요. 좋은 커피로. 그리고 절대 브렌다를 건너뛰지 마요.</w:t>
-      </w:r>
-    </w:p>
-    <w:p>
-      <w:pPr>
-        <w:numPr>
-          <w:ilvl w:val="0"/>
-          <w:numId w:val="1005"/>
-        </w:numPr>
+    </w:p>
+    <w:p>
+      <w:pPr>
+        <w:pStyle w:val="BodyText"/>
       </w:pPr>
       <w:r>
         <w:t xml:space="preserve">AVA: I know the rules. You taught me.</w:t>
       </w:r>
-      <w:r>
-        <w:t xml:space="preserve"> </w:t>
-      </w:r>
-      <w:r>
-        <w:t xml:space="preserve">에이바: 규칙 알아요. 당신이 가르쳐 줬잖아요.</w:t>
-      </w:r>
-    </w:p>
-    <w:p>
-      <w:pPr>
-        <w:numPr>
-          <w:ilvl w:val="0"/>
-          <w:numId w:val="1005"/>
-        </w:numPr>
+    </w:p>
+    <w:p>
+      <w:pPr>
+        <w:pStyle w:val="BodyText"/>
       </w:pPr>
       <w:r>
         <w:t xml:space="preserve">NOAH: Sofia. How did it go? With Derek?</w:t>
       </w:r>
-      <w:r>
-        <w:t xml:space="preserve"> </w:t>
-      </w:r>
-      <w:r>
-        <w:t xml:space="preserve">노아: 소피아. 어떻게 됐어요? 데릭이랑?</w:t>
-      </w:r>
-    </w:p>
-    <w:p>
-      <w:pPr>
-        <w:numPr>
-          <w:ilvl w:val="0"/>
-          <w:numId w:val="1005"/>
-        </w:numPr>
+    </w:p>
+    <w:p>
+      <w:pPr>
+        <w:pStyle w:val="BodyText"/>
       </w:pPr>
       <w:r>
         <w:t xml:space="preserve">SOFIA: He’s angry, and he’s excited, and honestly, that’s the right mix. Angry means he cares about his doctors. Excited means he can see what Glow could be. If he’d just said yes, I’d be worried.</w:t>
       </w:r>
-      <w:r>
-        <w:t xml:space="preserve"> </w:t>
-      </w:r>
-      <w:r>
-        <w:t xml:space="preserve">소피아: 화났어요. 그리고 신났고요. 솔직히 그게 딱 맞는 조합이에요. 화났다는 건 자기 의사들을 아낀다는 뜻이고, 신났다는 건 글로우가 뭐가 될 수 있는지 보인다는 뜻이에요. 그냥 알겠다고만 했으면 오히려 걱정했을 거예요.</w:t>
-      </w:r>
-    </w:p>
-    <w:p>
-      <w:pPr>
-        <w:numPr>
-          <w:ilvl w:val="0"/>
-          <w:numId w:val="1005"/>
-        </w:numPr>
+    </w:p>
+    <w:p>
+      <w:pPr>
+        <w:pStyle w:val="BodyText"/>
       </w:pPr>
       <w:r>
         <w:t xml:space="preserve">NOAH: And the team?</w:t>
       </w:r>
-      <w:r>
-        <w:t xml:space="preserve"> </w:t>
-      </w:r>
-      <w:r>
-        <w:t xml:space="preserve">노아: 그리고 팀은요?</w:t>
-      </w:r>
-    </w:p>
-    <w:p>
-      <w:pPr>
-        <w:numPr>
-          <w:ilvl w:val="0"/>
-          <w:numId w:val="1005"/>
-        </w:numPr>
+    </w:p>
+    <w:p>
+      <w:pPr>
+        <w:pStyle w:val="BodyText"/>
       </w:pPr>
       <w:r>
         <w:t xml:space="preserve">SOFIA: Ready. Sixteen people. One map. One set of rules.</w:t>
       </w:r>
-      <w:r>
-        <w:t xml:space="preserve"> </w:t>
-      </w:r>
-      <w:r>
-        <w:t xml:space="preserve">소피아: 준비됐어요. 열여섯 명. 지도 하나. 규칙 하나.</w:t>
-      </w:r>
-    </w:p>
-    <w:p>
-      <w:pPr>
-        <w:numPr>
-          <w:ilvl w:val="0"/>
-          <w:numId w:val="1005"/>
-        </w:numPr>
+    </w:p>
+    <w:p>
+      <w:pPr>
+        <w:pStyle w:val="BodyText"/>
       </w:pPr>
       <w:r>
         <w:t xml:space="preserve">ZOE: Sofia, the team voted already. For the first customer story award.</w:t>
       </w:r>
-      <w:r>
-        <w:t xml:space="preserve"> </w:t>
-      </w:r>
-      <w:r>
-        <w:t xml:space="preserve">조이: 소피아, 팀이 벌써 투표했어요. 첫 고객 이야기 상에.</w:t>
-      </w:r>
-    </w:p>
-    <w:p>
-      <w:pPr>
-        <w:numPr>
-          <w:ilvl w:val="0"/>
-          <w:numId w:val="1005"/>
-        </w:numPr>
+    </w:p>
+    <w:p>
+      <w:pPr>
+        <w:pStyle w:val="BodyText"/>
       </w:pPr>
       <w:r>
         <w:t xml:space="preserve">SOFIA: Already? The quarter just started.</w:t>
       </w:r>
-      <w:r>
-        <w:t xml:space="preserve"> </w:t>
-      </w:r>
-      <w:r>
-        <w:t xml:space="preserve">소피아: 벌써요? 분기가 막 시작됐는데.</w:t>
-      </w:r>
-    </w:p>
-    <w:p>
-      <w:pPr>
-        <w:numPr>
-          <w:ilvl w:val="0"/>
-          <w:numId w:val="1005"/>
-        </w:numPr>
+    </w:p>
+    <w:p>
+      <w:pPr>
+        <w:pStyle w:val="BodyText"/>
       </w:pPr>
       <w:r>
         <w:t xml:space="preserve">ZOE: They voted for a past story. Keisha, Ava, and the cold pizza.</w:t>
       </w:r>
-      <w:r>
-        <w:t xml:space="preserve"> </w:t>
-      </w:r>
-      <w:r>
-        <w:t xml:space="preserve">조이: 지난 이야기로 투표했어요. 키샤, 에이바, 그리고 식은 피자.</w:t>
-      </w:r>
-    </w:p>
-    <w:p>
-      <w:pPr>
-        <w:numPr>
-          <w:ilvl w:val="0"/>
-          <w:numId w:val="1005"/>
-        </w:numPr>
+    </w:p>
+    <w:p>
+      <w:pPr>
+        <w:pStyle w:val="BodyText"/>
       </w:pPr>
       <w:r>
         <w:t xml:space="preserve">SOFIA: …Then that’s the standard. Every story should be that good.</w:t>
       </w:r>
-      <w:r>
-        <w:t xml:space="preserve"> </w:t>
-      </w:r>
-      <w:r>
-        <w:t xml:space="preserve">소피아: …그럼 그게 기준이네요. 모든 이야기가 그만큼 좋아야 해요.</w:t>
-      </w:r>
-    </w:p>
-    <w:p>
-      <w:pPr>
-        <w:numPr>
-          <w:ilvl w:val="0"/>
-          <w:numId w:val="1005"/>
-        </w:numPr>
+    </w:p>
+    <w:p>
+      <w:pPr>
+        <w:pStyle w:val="BodyText"/>
       </w:pPr>
       <w:r>
         <w:t xml:space="preserve">NOAH: Two weeks to Glow.</w:t>
       </w:r>
-      <w:r>
-        <w:t xml:space="preserve"> </w:t>
-      </w:r>
-      <w:r>
-        <w:t xml:space="preserve">노아: 글로우까지 2주.</w:t>
-      </w:r>
-    </w:p>
-    <w:p>
-      <w:pPr>
-        <w:numPr>
-          <w:ilvl w:val="0"/>
-          <w:numId w:val="1005"/>
-        </w:numPr>
+    </w:p>
+    <w:p>
+      <w:pPr>
+        <w:pStyle w:val="BodyText"/>
       </w:pPr>
       <w:r>
         <w:t xml:space="preserve">SOFIA: Two weeks. Derek leads. I’ll be in the room. And I’ll bring the cold pizza story.</w:t>
-      </w:r>
-      <w:r>
-        <w:t xml:space="preserve"> </w:t>
-      </w:r>
-      <w:r>
-        <w:t xml:space="preserve">소피아: 2주. 데릭이 이끌어요. 전 그 방에 있을 거고요. 식은 피자 이야기도 가져갈게요.</w:t>
       </w:r>
     </w:p>
     <w:p>
@@ -2525,7 +1418,7 @@
               <w:jc w:val="left"/>
             </w:pPr>
             <w:r>
-              <w:t xml:space="preserve">10턴. 새 관리자의 권한을 지켜 주는 조언.</w:t>
+              <w:t xml:space="preserve">도입. 새 관리자의 권한을 지켜 주는 조언.</w:t>
             </w:r>
           </w:p>
         </w:tc>
@@ -2575,7 +1468,7 @@
               <w:jc w:val="left"/>
             </w:pPr>
             <w:r>
-              <w:t xml:space="preserve">15턴. 긴장한 상대를 안심시키는 말.</w:t>
+              <w:t xml:space="preserve">도입. 긴장한 상대를 안심시키는 말.</w:t>
             </w:r>
           </w:p>
         </w:tc>
@@ -2625,7 +1518,7 @@
               <w:jc w:val="left"/>
             </w:pPr>
             <w:r>
-              <w:t xml:space="preserve">28턴. 공격적 구호 대신 가치 중심 동기 부여.</w:t>
+              <w:t xml:space="preserve">장면1. 공격적 구호 대신 가치 중심 동기 부여.</w:t>
             </w:r>
           </w:p>
         </w:tc>
@@ -2675,7 +1568,7 @@
               <w:jc w:val="left"/>
             </w:pPr>
             <w:r>
-              <w:t xml:space="preserve">35턴. 할당량 배분 원칙.</w:t>
+              <w:t xml:space="preserve">장면1. 할당량 배분 원칙.</w:t>
             </w:r>
           </w:p>
         </w:tc>
@@ -2725,7 +1618,7 @@
               <w:jc w:val="left"/>
             </w:pPr>
             <w:r>
-              <w:t xml:space="preserve">40턴. 영업 사원 개인의 판매 목표.</w:t>
+              <w:t xml:space="preserve">장면1. 영업 사원 개인의 판매 목표.</w:t>
             </w:r>
           </w:p>
         </w:tc>
@@ -2775,7 +1668,7 @@
               <w:jc w:val="left"/>
             </w:pPr>
             <w:r>
-              <w:t xml:space="preserve">44턴. 현실적 목표 설정의 이유.</w:t>
+              <w:t xml:space="preserve">장면1. 현실적 목표 설정의 이유.</w:t>
             </w:r>
           </w:p>
         </w:tc>
@@ -2825,7 +1718,7 @@
               <w:jc w:val="left"/>
             </w:pPr>
             <w:r>
-              <w:t xml:space="preserve">51턴. 영업 사원이 담당하는 지리적 범위.</w:t>
+              <w:t xml:space="preserve">장면2. 영업 사원이 담당하는 지리적 범위.</w:t>
             </w:r>
           </w:p>
         </w:tc>
@@ -2875,7 +1768,7 @@
               <w:jc w:val="left"/>
             </w:pPr>
             <w:r>
-              <w:t xml:space="preserve">84턴. 역할 변경을 칭찬으로 설명하는 화법.</w:t>
+              <w:t xml:space="preserve">절정·전환. 역할 변경을 칭찬으로 설명하는 화법.</w:t>
             </w:r>
           </w:p>
         </w:tc>
@@ -2925,7 +1818,7 @@
               <w:jc w:val="left"/>
             </w:pPr>
             <w:r>
-              <w:t xml:space="preserve">92턴. 고객 인수인계의 의미 재정의.</w:t>
+              <w:t xml:space="preserve">절정·전환. 고객 인수인계의 의미 재정의.</w:t>
             </w:r>
           </w:p>
         </w:tc>
@@ -2975,7 +1868,7 @@
               <w:jc w:val="left"/>
             </w:pPr>
             <w:r>
-              <w:t xml:space="preserve">104턴. 개인 소유가 아닌 팀 소유를 강조하는 표현.</w:t>
+              <w:t xml:space="preserve">절정·전환. 개인 소유가 아닌 팀 소유를 강조하는 표현.</w:t>
             </w:r>
           </w:p>
         </w:tc>
@@ -3557,7 +2450,7 @@
           <w:bCs/>
           <w:b/>
         </w:rPr>
-        <w:t xml:space="preserve">44턴 SOFIA:</w:t>
+        <w:t xml:space="preserve">SOFIA (장면1):</w:t>
       </w:r>
       <w:r>
         <w:t xml:space="preserve"> </w:t>
@@ -3826,9 +2719,1063 @@
         <w:t xml:space="preserve">수준으로 정했는지 같은 구조로 40단어 안팎으로 설명해 보기.</w:t>
       </w:r>
     </w:p>
+    <w:p>
+      <w:r>
+        <w:pict>
+          <v:rect style="width:0;height:1.5pt" o:hralign="center" o:hrstd="t" o:hr="t"/>
+        </w:pict>
+      </w:r>
+    </w:p>
     <w:bookmarkEnd w:id="30"/>
     <w:bookmarkEnd w:id="31"/>
+    <w:bookmarkStart w:id="37" w:name="한국어-번역"/>
+    <w:p>
+      <w:pPr>
+        <w:pStyle w:val="Heading2"/>
+      </w:pPr>
+      <w:r>
+        <w:t xml:space="preserve">한국어 번역</w:t>
+      </w:r>
+    </w:p>
+    <w:bookmarkStart w:id="32" w:name="도입-오전-8시-연회장-1"/>
+    <w:p>
+      <w:pPr>
+        <w:pStyle w:val="Heading3"/>
+      </w:pPr>
+      <w:r>
+        <w:t xml:space="preserve">도입 — 오전 8시, 연회장</w:t>
+      </w:r>
+    </w:p>
+    <w:p>
+      <w:pPr>
+        <w:pStyle w:val="FirstParagraph"/>
+      </w:pPr>
+      <w:r>
+        <w:t xml:space="preserve">조이: 의자 열여섯. 명찰 열여섯. 환영 키트 열여섯. 소피아, 준비됐어요?</w:t>
+      </w:r>
+    </w:p>
+    <w:p>
+      <w:pPr>
+        <w:pStyle w:val="BodyText"/>
+      </w:pPr>
+      <w:r>
+        <w:t xml:space="preserve">소피아: 킥오프를 마흔 번 했어요. 한 번도 준비된 적 없어요. 그래서 잘되는 거예요.</w:t>
+      </w:r>
+    </w:p>
+    <w:p>
+      <w:pPr>
+        <w:pStyle w:val="BodyText"/>
+      </w:pPr>
+      <w:r>
+        <w:t xml:space="preserve">노아: 3주 전엔 여섯 명. 오늘은 열여섯. 어떻게 그렇게 빨리 열 명을 뽑았어요?</w:t>
+      </w:r>
+    </w:p>
+    <w:p>
+      <w:pPr>
+        <w:pStyle w:val="BodyText"/>
+      </w:pPr>
+      <w:r>
+        <w:t xml:space="preserve">소피아: 20년 동안 같이 일했던 사람들, 까다로운 의사 앞에서 어떻게 하는지 이미 본 사람들한테 전화했어요. 그다음 그 사람들이 믿는 사람들한테 전화했고요. 그게 네트워크예요. 어떤 헤드헌터보다 빠르죠.</w:t>
+      </w:r>
+    </w:p>
+    <w:p>
+      <w:pPr>
+        <w:pStyle w:val="BodyText"/>
+      </w:pPr>
+      <w:r>
+        <w:t xml:space="preserve">타샤: 그리고 신입은 전원 닥터 하트를 통과했어요. 제가 확인했어요.</w:t>
+      </w:r>
+    </w:p>
+    <w:p>
+      <w:pPr>
+        <w:pStyle w:val="BodyText"/>
+      </w:pPr>
+      <w:r>
+        <w:t xml:space="preserve">소피아: 두 명은 처음에 떨어졌어요. 둘 다 재시험에 통과했고요. 모두 같은 시험.</w:t>
+      </w:r>
+    </w:p>
+    <w:p>
+      <w:pPr>
+        <w:pStyle w:val="BodyText"/>
+      </w:pPr>
+      <w:r>
+        <w:t xml:space="preserve">그레이스: 지역 지도 인쇄됐어요. 소피아, 텍사스 분할 확실해요?</w:t>
+      </w:r>
+    </w:p>
+    <w:p>
+      <w:pPr>
+        <w:pStyle w:val="BodyText"/>
+      </w:pPr>
+      <w:r>
+        <w:t xml:space="preserve">소피아: 수학은 확실해요. 데릭은 그 수학을 확신하지 못하겠지만요.</w:t>
+      </w:r>
+    </w:p>
+    <w:p>
+      <w:pPr>
+        <w:pStyle w:val="BodyText"/>
+      </w:pPr>
+      <w:r>
+        <w:t xml:space="preserve">노아: 제가 먼저 얘기해 볼까요?</w:t>
+      </w:r>
+    </w:p>
+    <w:p>
+      <w:pPr>
+        <w:pStyle w:val="BodyText"/>
+      </w:pPr>
+      <w:r>
+        <w:t xml:space="preserve">소피아: 아니요. 이제 저한테 보고해요. 당신이 감싸면 절 절대 안 믿을 거예요.</w:t>
+      </w:r>
+    </w:p>
+    <w:p>
+      <w:pPr>
+        <w:pStyle w:val="BodyText"/>
+      </w:pPr>
+      <w:r>
+        <w:t xml:space="preserve">노아: 알겠어요. 빠질게요.</w:t>
+      </w:r>
+    </w:p>
+    <w:p>
+      <w:pPr>
+        <w:pStyle w:val="BodyText"/>
+      </w:pPr>
+      <w:r>
+        <w:t xml:space="preserve">데릭: 좋은 아침, 다들. 소피아. 노아. 중요한 날이네요.</w:t>
+      </w:r>
+    </w:p>
+    <w:p>
+      <w:pPr>
+        <w:pStyle w:val="BodyText"/>
+      </w:pPr>
+      <w:r>
+        <w:t xml:space="preserve">소피아: 좋은 아침, 데릭. 점심때 저 찾아와요. 우리 둘만.</w:t>
+      </w:r>
+    </w:p>
+    <w:p>
+      <w:pPr>
+        <w:pStyle w:val="BodyText"/>
+      </w:pPr>
+      <w:r>
+        <w:t xml:space="preserve">데릭: 불길하게 들리는데요.</w:t>
+      </w:r>
+    </w:p>
+    <w:p>
+      <w:pPr>
+        <w:pStyle w:val="BodyText"/>
+      </w:pPr>
+      <w:r>
+        <w:t xml:space="preserve">소피아: 중요하게 들리는 거예요. 차이가 있죠. 시작해요.</w:t>
+      </w:r>
+    </w:p>
     <w:bookmarkEnd w:id="32"/>
+    <w:bookmarkStart w:id="33" w:name="장면1-sofia의-첫-연설-1"/>
+    <w:p>
+      <w:pPr>
+        <w:pStyle w:val="Heading3"/>
+      </w:pPr>
+      <w:r>
+        <w:t xml:space="preserve">장면1 — Sofia의 첫 연설</w:t>
+      </w:r>
+    </w:p>
+    <w:p>
+      <w:pPr>
+        <w:pStyle w:val="FirstParagraph"/>
+      </w:pPr>
+      <w:r>
+        <w:t xml:space="preserve">노아: 여러분, 환영해요. 새 영업 부사장을 소개합니다. 소피아 알바레스.</w:t>
+      </w:r>
+    </w:p>
+    <w:p>
+      <w:pPr>
+        <w:pStyle w:val="BodyText"/>
+      </w:pPr>
+      <w:r>
+        <w:t xml:space="preserve">소피아: 좋은 아침이에요. 전 신입이니 듣는 것부터 시작할게요. 에이바, 한 문장으로. 의사들은 왜 우리한테 사요?</w:t>
+      </w:r>
+    </w:p>
+    <w:p>
+      <w:pPr>
+        <w:pStyle w:val="BodyText"/>
+      </w:pPr>
+      <w:r>
+        <w:t xml:space="preserve">에이바: 우리가 말할 수 없는 걸 말해 주니까요. 그들이 알아내기 전에.</w:t>
+      </w:r>
+    </w:p>
+    <w:p>
+      <w:pPr>
+        <w:pStyle w:val="BodyText"/>
+      </w:pPr>
+      <w:r>
+        <w:t xml:space="preserve">소피아: 타일러. 의사들은 왜 우리한테 안 사요?</w:t>
+      </w:r>
+    </w:p>
+    <w:p>
+      <w:pPr>
+        <w:pStyle w:val="BodyText"/>
+      </w:pPr>
+      <w:r>
+        <w:t xml:space="preserve">타일러: 주로 가격이요. 플렉스가 96달러 싸고, 그게 그분들이 제일 먼저 꺼내는 얘기예요. 그리고 할번 영업 사원이 매주 병원에 점심을 사 와서, 제가 들어갈 때쯤이면 직원들은 이미 마음에 둔 쪽이 있어요.</w:t>
+      </w:r>
+    </w:p>
+    <w:p>
+      <w:pPr>
+        <w:pStyle w:val="BodyText"/>
+      </w:pPr>
+      <w:r>
+        <w:t xml:space="preserve">소피아: 로사. 올해 가장 놀라운 건 뭐였어요?</w:t>
+      </w:r>
+    </w:p>
+    <w:p>
+      <w:pPr>
+        <w:pStyle w:val="BodyText"/>
+      </w:pPr>
+      <w:r>
+        <w:t xml:space="preserve">로사: 회수요. 그 일 이후 LA 병원 절반은 잃을 거라고 확신했어요. 그런데 오히려 우릴 더 믿었어요. 다른 데서 듣기 전에 우리가 먼저 전화했으니까요. 정말 예상 못 했어요.</w:t>
+      </w:r>
+    </w:p>
+    <w:p>
+      <w:pPr>
+        <w:pStyle w:val="BodyText"/>
+      </w:pPr>
+      <w:r>
+        <w:t xml:space="preserve">소피아: 고마워요. 세 개의 답. 정직, 가격, 신뢰. 그게 우리 사업 전체예요. 슬라이드 한 장에.</w:t>
+      </w:r>
+    </w:p>
+    <w:p>
+      <w:pPr>
+        <w:pStyle w:val="BodyText"/>
+      </w:pPr>
+      <w:r>
+        <w:t xml:space="preserve">자말: 하나 물어도 돼요? 신입이에요. 자말. 애틀랜타.</w:t>
+      </w:r>
+    </w:p>
+    <w:p>
+      <w:pPr>
+        <w:pStyle w:val="BodyText"/>
+      </w:pPr>
+      <w:r>
+        <w:t xml:space="preserve">소피아: 그러세요, 자말. 신입이 가장 좋은 질문을 해요.</w:t>
+      </w:r>
+    </w:p>
+    <w:p>
+      <w:pPr>
+        <w:pStyle w:val="BodyText"/>
+      </w:pPr>
+      <w:r>
+        <w:t xml:space="preserve">자말: 전 회사에선 킥오프 연설이</w:t>
+      </w:r>
+      <w:r>
+        <w:t xml:space="preserve"> </w:t>
+      </w:r>
+      <w:r>
+        <w:t xml:space="preserve">“</w:t>
+      </w:r>
+      <w:r>
+        <w:t xml:space="preserve">이번 분기 박살 내자</w:t>
+      </w:r>
+      <w:r>
+        <w:t xml:space="preserve">”</w:t>
+      </w:r>
+      <w:r>
+        <w:t xml:space="preserve">였어요. 우리도 그거 하는 거예요?</w:t>
+      </w:r>
+    </w:p>
+    <w:p>
+      <w:pPr>
+        <w:pStyle w:val="BodyText"/>
+      </w:pPr>
+      <w:r>
+        <w:t xml:space="preserve">조이: 오. 좋은 질문이네요.</w:t>
+      </w:r>
+    </w:p>
+    <w:p>
+      <w:pPr>
+        <w:pStyle w:val="BodyText"/>
+      </w:pPr>
+      <w:r>
+        <w:t xml:space="preserve">소피아:</w:t>
+      </w:r>
+      <w:r>
+        <w:t xml:space="preserve"> </w:t>
+      </w:r>
+      <w:r>
+        <w:t xml:space="preserve">“</w:t>
+      </w:r>
+      <w:r>
+        <w:t xml:space="preserve">우린 여기서 아무것도 박살 내지 않아요. 분기도, 경쟁사도, 고객도. 우리 보드의 모든 숫자는 환자예요. 이번 분기를 박살 내지 말고. 얻어 냅시다.</w:t>
+      </w:r>
+      <w:r>
+        <w:t xml:space="preserve">”</w:t>
+      </w:r>
+    </w:p>
+    <w:p>
+      <w:pPr>
+        <w:pStyle w:val="BodyText"/>
+      </w:pPr>
+      <w:r>
+        <w:t xml:space="preserve">해나: …좋네요.</w:t>
+      </w:r>
+    </w:p>
+    <w:p>
+      <w:pPr>
+        <w:pStyle w:val="BodyText"/>
+      </w:pPr>
+      <w:r>
+        <w:t xml:space="preserve">소피아: 고마워요, 해나. 시애틀이죠?</w:t>
+      </w:r>
+    </w:p>
+    <w:p>
+      <w:pPr>
+        <w:pStyle w:val="BodyText"/>
+      </w:pPr>
+      <w:r>
+        <w:t xml:space="preserve">해나: 시애틀이요. 회의적인 의사들 많고. 비도 많고요.</w:t>
+      </w:r>
+    </w:p>
+    <w:p>
+      <w:pPr>
+        <w:pStyle w:val="BodyText"/>
+      </w:pPr>
+      <w:r>
+        <w:t xml:space="preserve">소피아: 그럼 데이터랑 우산이 필요하겠네요. 자. 숫자 얘기를 하죠.</w:t>
+      </w:r>
+    </w:p>
+    <w:p>
+      <w:pPr>
+        <w:pStyle w:val="BodyText"/>
+      </w:pPr>
+      <w:r>
+        <w:t xml:space="preserve">노아: 내년엔 주사기 6만 개. 활성 병원 900곳. 그게 회사 목표예요.</w:t>
+      </w:r>
+    </w:p>
+    <w:p>
+      <w:pPr>
+        <w:pStyle w:val="BodyText"/>
+      </w:pPr>
+      <w:r>
+        <w:t xml:space="preserve">데릭: 열여섯 명이 나눠서요?</w:t>
+      </w:r>
+    </w:p>
+    <w:p>
+      <w:pPr>
+        <w:pStyle w:val="BodyText"/>
+      </w:pPr>
+      <w:r>
+        <w:t xml:space="preserve">소피아: 똑같이가 아니라. 공정하게. 차이가 있어요. 모델은 그레이스가 만들었어요.</w:t>
+      </w:r>
+    </w:p>
+    <w:p>
+      <w:pPr>
+        <w:pStyle w:val="BodyText"/>
+      </w:pPr>
+      <w:r>
+        <w:t xml:space="preserve">그레이스: 모든 지역엔 잠재력 점수가 있어요. 세 가지 요소. 인증 가능한 시술자가 몇 명인지.</w:t>
+      </w:r>
+    </w:p>
+    <w:p>
+      <w:pPr>
+        <w:pStyle w:val="BodyText"/>
+      </w:pPr>
+      <w:r>
+        <w:t xml:space="preserve">소피아: 둘째, 근처 피부과 수. 셋째, 그곳에서 플렉스가 이미 얼마나 강한지.</w:t>
+      </w:r>
+    </w:p>
+    <w:p>
+      <w:pPr>
+        <w:pStyle w:val="BodyText"/>
+      </w:pPr>
+      <w:r>
+        <w:t xml:space="preserve">타일러: 그럼 플렉스가 많은 지역은 할당량이 낮아져요?</w:t>
+      </w:r>
+    </w:p>
+    <w:p>
+      <w:pPr>
+        <w:pStyle w:val="BodyText"/>
+      </w:pPr>
+      <w:r>
+        <w:t xml:space="preserve">그레이스: 약간 낮아요. 플렉스가 이미 선반에 있는 병원을 따내는 건 더 어려우니까요. 목표는 지역 운이 아니라 여러분의 노력을 측정하는 할당량이에요. 할번 점심 예산 때문에 여러분을 벌주진 않아요.</w:t>
+      </w:r>
+    </w:p>
+    <w:p>
+      <w:pPr>
+        <w:pStyle w:val="BodyText"/>
+      </w:pPr>
+      <w:r>
+        <w:t xml:space="preserve">소피아: 평균 할당량, 영업 사원당 2,200개. 연간.</w:t>
+      </w:r>
+    </w:p>
+    <w:p>
+      <w:pPr>
+        <w:pStyle w:val="BodyText"/>
+      </w:pPr>
+      <w:r>
+        <w:t xml:space="preserve">로사: 그 숫자를 어떻게 골랐어요? 솔직히요?</w:t>
+      </w:r>
+    </w:p>
+    <w:p>
+      <w:pPr>
+        <w:pStyle w:val="BodyText"/>
+      </w:pPr>
+      <w:r>
+        <w:t xml:space="preserve">소피아: 여러분 중 약 70%가 달성하도록 정했어요. 90%가 아니라. 30%도 아니고.</w:t>
+      </w:r>
+    </w:p>
+    <w:p>
+      <w:pPr>
+        <w:pStyle w:val="BodyText"/>
+      </w:pPr>
+      <w:r>
+        <w:t xml:space="preserve">자말: 왜 70%예요?</w:t>
+      </w:r>
+    </w:p>
+    <w:p>
+      <w:pPr>
+        <w:pStyle w:val="BodyText"/>
+      </w:pPr>
+      <w:r>
+        <w:t xml:space="preserve">소피아: 모두 달성하면 너무 쉬운 거고, 회사는 잘못된 숫자로 계획을 세우는 거예요. 아무도 못 하면 환상이고요. 그리고 환상적인 할당량은 좋은 사람들까지 부정행위로 몰아요. 정직하게 이길 방법이 없다고 느끼니까요.</w:t>
+      </w:r>
+    </w:p>
+    <w:p>
+      <w:pPr>
+        <w:pStyle w:val="BodyText"/>
+      </w:pPr>
+      <w:r>
+        <w:t xml:space="preserve">타샤: 어떻게 부정행위를 해요?</w:t>
+      </w:r>
+    </w:p>
+    <w:p>
+      <w:pPr>
+        <w:pStyle w:val="BodyText"/>
+      </w:pPr>
+      <w:r>
+        <w:t xml:space="preserve">소피아: 빨리 계약하려고 교육을 건너뛰기. 오프라벨 사용 암시하기. 줄 수 없는 가격 약속하기.</w:t>
+      </w:r>
+    </w:p>
+    <w:p>
+      <w:pPr>
+        <w:pStyle w:val="BodyText"/>
+      </w:pPr>
+      <w:r>
+        <w:t xml:space="preserve">데릭: 셋 다 봤어요, 케슬러에서. 그것도 나쁜 사람들이 아니었어요. 아무도 달성 못 할 할당량을 받은 좋은 영업 사원들, 그리고 매주 금요일마다 숫자 어디 있냐고 묻는 매니저. 그 압박은 생각보다 빨리 사람을 바꿔요.</w:t>
+      </w:r>
+    </w:p>
+    <w:p>
+      <w:pPr>
+        <w:pStyle w:val="BodyText"/>
+      </w:pPr>
+      <w:r>
+        <w:t xml:space="preserve">소피아: 저도요. 브라이트라인에서. 그래서 할당량이 정직한 거예요. 그리고 보너스엔 안전장치가 있고요.</w:t>
+      </w:r>
+    </w:p>
+    <w:p>
+      <w:pPr>
+        <w:pStyle w:val="BodyText"/>
+      </w:pPr>
+      <w:r>
+        <w:t xml:space="preserve">에이바: 같은 3분의 1 규칙이요? 인증 병원과 컴플라이언스?</w:t>
+      </w:r>
+    </w:p>
+    <w:p>
+      <w:pPr>
+        <w:pStyle w:val="BodyText"/>
+      </w:pPr>
+      <w:r>
+        <w:t xml:space="preserve">소피아: 같은 규칙. 위에서 아래까지. 제 것도요. 자, 지도.</w:t>
+      </w:r>
+    </w:p>
+    <w:bookmarkEnd w:id="33"/>
+    <w:bookmarkStart w:id="34" w:name="장면2-지도-공개-1"/>
+    <w:p>
+      <w:pPr>
+        <w:pStyle w:val="Heading3"/>
+      </w:pPr>
+      <w:r>
+        <w:t xml:space="preserve">장면2 — 지도 공개</w:t>
+      </w:r>
+    </w:p>
+    <w:p>
+      <w:pPr>
+        <w:pStyle w:val="FirstParagraph"/>
+      </w:pPr>
+      <w:r>
+        <w:t xml:space="preserve">그레이스: 지역 열여섯. 현장 영업 사원 열넷. 키 어카운트 매니저 둘. 지금 화면에.</w:t>
+      </w:r>
+    </w:p>
+    <w:p>
+      <w:pPr>
+        <w:pStyle w:val="BodyText"/>
+      </w:pPr>
+      <w:r>
+        <w:t xml:space="preserve">타일러: 피닉스와 라스베이거스. 둘 다요? 운전 많이 하겠네요.</w:t>
+      </w:r>
+    </w:p>
+    <w:p>
+      <w:pPr>
+        <w:pStyle w:val="BodyText"/>
+      </w:pPr>
+      <w:r>
+        <w:t xml:space="preserve">소피아: 그리고 잠재력도 많죠. 베이거스엔 베이라 영업 사원이 없어요. 인증 시술자도 거의 없고요.</w:t>
+      </w:r>
+    </w:p>
+    <w:p>
+      <w:pPr>
+        <w:pStyle w:val="BodyText"/>
+      </w:pPr>
+      <w:r>
+        <w:t xml:space="preserve">타일러: 그게 좋은 거예요, 나쁜 거예요?</w:t>
+      </w:r>
+    </w:p>
+    <w:p>
+      <w:pPr>
+        <w:pStyle w:val="BodyText"/>
+      </w:pPr>
+      <w:r>
+        <w:t xml:space="preserve">타샤: 저한텐 교육 출장이죠. 베이라 영업 사원이 없다는 건 거기서 제대로 인증받은 사람이 거의 없다는 뜻이니까, 첫 달엔 같이 갈게요. 시술자 교육이 먼저고, 판매는 그다음이에요.</w:t>
+      </w:r>
+    </w:p>
+    <w:p>
+      <w:pPr>
+        <w:pStyle w:val="BodyText"/>
+      </w:pPr>
+      <w:r>
+        <w:t xml:space="preserve">로사: LA는 저한테 남아요? 전부?</w:t>
+      </w:r>
+    </w:p>
+    <w:p>
+      <w:pPr>
+        <w:pStyle w:val="BodyText"/>
+      </w:pPr>
+      <w:r>
+        <w:t xml:space="preserve">그레이스: 웨스트 LA와 베벌리힐스. 1월에 신입이 밸리와 오렌지 카운티를 맡아요.</w:t>
+      </w:r>
+    </w:p>
+    <w:p>
+      <w:pPr>
+        <w:pStyle w:val="BodyText"/>
+      </w:pPr>
+      <w:r>
+        <w:t xml:space="preserve">로사: 베벌리힐스. 레이첼 스타인 동네네요.</w:t>
+      </w:r>
+    </w:p>
+    <w:p>
+      <w:pPr>
+        <w:pStyle w:val="BodyText"/>
+      </w:pPr>
+      <w:r>
+        <w:t xml:space="preserve">소피아: 그리고 우리 교수진이에요. 활용해요. 윤리적으로.</w:t>
+      </w:r>
+    </w:p>
+    <w:p>
+      <w:pPr>
+        <w:pStyle w:val="BodyText"/>
+      </w:pPr>
+      <w:r>
+        <w:t xml:space="preserve">에이바: 그럼 텍사스는요?</w:t>
+      </w:r>
+    </w:p>
+    <w:p>
+      <w:pPr>
+        <w:pStyle w:val="BodyText"/>
+      </w:pPr>
+      <w:r>
+        <w:t xml:space="preserve">그레이스: 텍사스는 나뉘어요. 에이바, 오스틴, 샌안토니오, 댈러스를 맡아요.</w:t>
+      </w:r>
+    </w:p>
+    <w:p>
+      <w:pPr>
+        <w:pStyle w:val="BodyText"/>
+      </w:pPr>
+      <w:r>
+        <w:t xml:space="preserve">에이바: 댈러스요? 그건 데릭 거잖아요.</w:t>
+      </w:r>
+    </w:p>
+    <w:p>
+      <w:pPr>
+        <w:pStyle w:val="BodyText"/>
+      </w:pPr>
+      <w:r>
+        <w:t xml:space="preserve">데릭: 였죠. 보아하니.</w:t>
+      </w:r>
+    </w:p>
+    <w:p>
+      <w:pPr>
+        <w:pStyle w:val="BodyText"/>
+      </w:pPr>
+      <w:r>
+        <w:t xml:space="preserve">해나: 휴스턴은 누가 맡아요?</w:t>
+      </w:r>
+    </w:p>
+    <w:p>
+      <w:pPr>
+        <w:pStyle w:val="BodyText"/>
+      </w:pPr>
+      <w:r>
+        <w:t xml:space="preserve">그레이스: 2월에 신입이요. 마리아 산토스가 추천한 사람이에요. 간호사.</w:t>
+      </w:r>
+    </w:p>
+    <w:p>
+      <w:pPr>
+        <w:pStyle w:val="BodyText"/>
+      </w:pPr>
+      <w:r>
+        <w:t xml:space="preserve">조이: AAD의 마리아요? 1.9초 기록?</w:t>
+      </w:r>
+    </w:p>
+    <w:p>
+      <w:pPr>
+        <w:pStyle w:val="BodyText"/>
+      </w:pPr>
+      <w:r>
+        <w:t xml:space="preserve">그레이스: 그 사람이요. 인맥이 탄탄해요.</w:t>
+      </w:r>
+    </w:p>
+    <w:p>
+      <w:pPr>
+        <w:pStyle w:val="BodyText"/>
+      </w:pPr>
+      <w:r>
+        <w:t xml:space="preserve">자말: 인센티브는요? 보너스 외에?</w:t>
+      </w:r>
+    </w:p>
+    <w:p>
+      <w:pPr>
+        <w:pStyle w:val="BodyText"/>
+      </w:pPr>
+      <w:r>
+        <w:t xml:space="preserve">소피아: 두 가지. 첫째, 분기 상인데, 최대 매출에 주는 게 아니에요. 최고의 고객 이야기에 주고, 팀이 투표해요. 의사가 얼마나 주문했는지만이 아니라, 왜 여러분을 믿었는지를 기억했으면 해요.</w:t>
+      </w:r>
+    </w:p>
+    <w:p>
+      <w:pPr>
+        <w:pStyle w:val="BodyText"/>
+      </w:pPr>
+      <w:r>
+        <w:t xml:space="preserve">타일러: 매출이 아니라고요? 이상하네요.</w:t>
+      </w:r>
+    </w:p>
+    <w:p>
+      <w:pPr>
+        <w:pStyle w:val="BodyText"/>
+      </w:pPr>
+      <w:r>
+        <w:t xml:space="preserve">소피아: 매출엔 이미 보상이 있어요. 보너스라고 하죠.</w:t>
+      </w:r>
+    </w:p>
+    <w:p>
+      <w:pPr>
+        <w:pStyle w:val="BodyText"/>
+      </w:pPr>
+      <w:r>
+        <w:t xml:space="preserve">로사: 그럼 두 번째는요?</w:t>
+      </w:r>
+    </w:p>
+    <w:p>
+      <w:pPr>
+        <w:pStyle w:val="BodyText"/>
+      </w:pPr>
+      <w:r>
+        <w:t xml:space="preserve">소피아: 할당량을 달성한 영업 사원은 고객 한 명을 파리 IMCAS에 데려갈 수 있어요. 교수진 손님으로.</w:t>
+      </w:r>
+    </w:p>
+    <w:p>
+      <w:pPr>
+        <w:pStyle w:val="BodyText"/>
+      </w:pPr>
+      <w:r>
+        <w:t xml:space="preserve">노아: 파리요? 우리 파리 승인 안 했는데요.</w:t>
+      </w:r>
+    </w:p>
+    <w:p>
+      <w:pPr>
+        <w:pStyle w:val="BodyText"/>
+      </w:pPr>
+      <w:r>
+        <w:t xml:space="preserve">조이: …제가 소피아한테 얘기했을 수도. 한 번.</w:t>
+      </w:r>
+    </w:p>
+    <w:p>
+      <w:pPr>
+        <w:pStyle w:val="BodyText"/>
+      </w:pPr>
+      <w:r>
+        <w:t xml:space="preserve">소피아: 목표예요, 노아. 약속이 아니라. 메모를 쓸게요.</w:t>
+      </w:r>
+    </w:p>
+    <w:p>
+      <w:pPr>
+        <w:pStyle w:val="BodyText"/>
+      </w:pPr>
+      <w:r>
+        <w:t xml:space="preserve">노아: 40쪽짜리로요?</w:t>
+      </w:r>
+    </w:p>
+    <w:p>
+      <w:pPr>
+        <w:pStyle w:val="BodyText"/>
+      </w:pPr>
+      <w:r>
+        <w:t xml:space="preserve">소피아: 4쪽이요. 발전했어요.</w:t>
+      </w:r>
+    </w:p>
+    <w:p>
+      <w:pPr>
+        <w:pStyle w:val="BodyText"/>
+      </w:pPr>
+      <w:r>
+        <w:t xml:space="preserve">데릭: 소피아. 지도에 제 이름은 어디 있어요?</w:t>
+      </w:r>
+    </w:p>
+    <w:p>
+      <w:pPr>
+        <w:pStyle w:val="BodyText"/>
+      </w:pPr>
+      <w:r>
+        <w:t xml:space="preserve">소피아: 점심이요, 데릭. 약속한 대로. 나머지는 한 시간 뒤에.</w:t>
+      </w:r>
+    </w:p>
+    <w:bookmarkEnd w:id="34"/>
+    <w:bookmarkStart w:id="35" w:name="절정전환-점심-sofia와-derek-1"/>
+    <w:p>
+      <w:pPr>
+        <w:pStyle w:val="Heading3"/>
+      </w:pPr>
+      <w:r>
+        <w:t xml:space="preserve">절정·전환 — 점심, Sofia와 Derek</w:t>
+      </w:r>
+    </w:p>
+    <w:p>
+      <w:pPr>
+        <w:pStyle w:val="FirstParagraph"/>
+      </w:pPr>
+      <w:r>
+        <w:t xml:space="preserve">데릭: 댈러스를 가져갔어요. 15년의 관계를요, 소피아. 웨이드 선생님. 하다드. 제가 전화하면 받는 사람들. 그걸 경력 1년 된 영업 사원한테 줬어요. 저한테 먼저 묻지도 않고.</w:t>
+      </w:r>
+    </w:p>
+    <w:p>
+      <w:pPr>
+        <w:pStyle w:val="BodyText"/>
+      </w:pPr>
+      <w:r>
+        <w:t xml:space="preserve">소피아: 그랬죠. 제가 틀렸다고 결정하기 전에 설명해도 될까요?</w:t>
+      </w:r>
+    </w:p>
+    <w:p>
+      <w:pPr>
+        <w:pStyle w:val="BodyText"/>
+      </w:pPr>
+      <w:r>
+        <w:t xml:space="preserve">데릭: 하세요.</w:t>
+      </w:r>
+    </w:p>
+    <w:p>
+      <w:pPr>
+        <w:pStyle w:val="BodyText"/>
+      </w:pPr>
+      <w:r>
+        <w:t xml:space="preserve">소피아: 당신은 이 팀 최고의 관계 구축자예요. 3주 동안 의사들 앞에서 당신을 지켜봤고, 노트도 읽었어요. 당신이 하는 일을 할 수 있는 사람이 병원 스무 곳에 쓰이기엔 아까워요.</w:t>
+      </w:r>
+    </w:p>
+    <w:p>
+      <w:pPr>
+        <w:pStyle w:val="BodyText"/>
+      </w:pPr>
+      <w:r>
+        <w:t xml:space="preserve">데릭: 아깝다고요?</w:t>
+      </w:r>
+    </w:p>
+    <w:p>
+      <w:pPr>
+        <w:pStyle w:val="BodyText"/>
+      </w:pPr>
+      <w:r>
+        <w:t xml:space="preserve">소피아: 글로우 컬렉티브. 지점 300곳. 전국 거래처. 그게 이제 당신 지역이에요.</w:t>
+      </w:r>
+    </w:p>
+    <w:p>
+      <w:pPr>
+        <w:pStyle w:val="BodyText"/>
+      </w:pPr>
+      <w:r>
+        <w:t xml:space="preserve">데릭: 키 어카운트요? 체인은 해 본 적 없는데요.</w:t>
+      </w:r>
+    </w:p>
+    <w:p>
+      <w:pPr>
+        <w:pStyle w:val="BodyText"/>
+      </w:pPr>
+      <w:r>
+        <w:t xml:space="preserve">소피아: 체인도 관계예요. 변호사가 더 많을 뿐. 관계는 이미 잘 알잖아요.</w:t>
+      </w:r>
+    </w:p>
+    <w:p>
+      <w:pPr>
+        <w:pStyle w:val="BodyText"/>
+      </w:pPr>
+      <w:r>
+        <w:t xml:space="preserve">데릭: 그럼 제 댈러스 의사들은요? 버림받았다고 느낄 거예요.</w:t>
+      </w:r>
+    </w:p>
+    <w:p>
+      <w:pPr>
+        <w:pStyle w:val="BodyText"/>
+      </w:pPr>
+      <w:r>
+        <w:t xml:space="preserve">소피아: 그럼 버리지 마요. 에이바를 소개해요. 직접. 병원마다. 1월 전에.</w:t>
+      </w:r>
+    </w:p>
+    <w:p>
+      <w:pPr>
+        <w:pStyle w:val="BodyText"/>
+      </w:pPr>
+      <w:r>
+        <w:t xml:space="preserve">데릭: 인수인계. 하다드의 칠면조 샌드위치처럼. 직접.</w:t>
+      </w:r>
+    </w:p>
+    <w:p>
+      <w:pPr>
+        <w:pStyle w:val="BodyText"/>
+      </w:pPr>
+      <w:r>
+        <w:t xml:space="preserve">소피아: 바로 그거예요. 당신의 관계는 사라지지 않아요. 에이바의 기초가 되는 거죠.</w:t>
+      </w:r>
+    </w:p>
+    <w:p>
+      <w:pPr>
+        <w:pStyle w:val="BodyText"/>
+      </w:pPr>
+      <w:r>
+        <w:t xml:space="preserve">데릭: 보상은요? 키 어카운트는?</w:t>
+      </w:r>
+    </w:p>
+    <w:p>
+      <w:pPr>
+        <w:pStyle w:val="BodyText"/>
+      </w:pPr>
+      <w:r>
+        <w:t xml:space="preserve">소피아: 기본급 상향. 보너스 확대. 글로우가 계약하면. 그리고 글로우 시술자 전원이 인증받으면.</w:t>
+      </w:r>
+    </w:p>
+    <w:p>
+      <w:pPr>
+        <w:pStyle w:val="BodyText"/>
+      </w:pPr>
+      <w:r>
+        <w:t xml:space="preserve">데릭: 시술자 전원이요? 거기 이직률이 40%예요.</w:t>
+      </w:r>
+    </w:p>
+    <w:p>
+      <w:pPr>
+        <w:pStyle w:val="BodyText"/>
+      </w:pPr>
+      <w:r>
+        <w:t xml:space="preserve">소피아: 그럼 계약이 신규 채용자도 다뤄야죠. 매달. 그게 어려운 부분이에요. 그래서 당신이 필요해요.</w:t>
+      </w:r>
+    </w:p>
+    <w:p>
+      <w:pPr>
+        <w:pStyle w:val="BodyText"/>
+      </w:pPr>
+      <w:r>
+        <w:t xml:space="preserve">데릭: 글로우는 언제 만나요?</w:t>
+      </w:r>
+    </w:p>
+    <w:p>
+      <w:pPr>
+        <w:pStyle w:val="BodyText"/>
+      </w:pPr>
+      <w:r>
+        <w:t xml:space="preserve">소피아: 2주 뒤. 의료 총괄 먼저. 나디아 레예스 박사. 그다음 구매팀 그레그.</w:t>
+      </w:r>
+    </w:p>
+    <w:p>
+      <w:pPr>
+        <w:pStyle w:val="BodyText"/>
+      </w:pPr>
+      <w:r>
+        <w:t xml:space="preserve">데릭: 레예스랑 벌써 얘기했어요?</w:t>
+      </w:r>
+    </w:p>
+    <w:p>
+      <w:pPr>
+        <w:pStyle w:val="BodyText"/>
+      </w:pPr>
+      <w:r>
+        <w:t xml:space="preserve">소피아: 지난주에요. 관심 있어해요. 그레그는 아니고요. 그게 우리 일이죠.</w:t>
+      </w:r>
+    </w:p>
+    <w:p>
+      <w:pPr>
+        <w:pStyle w:val="BodyText"/>
+      </w:pPr>
+      <w:r>
+        <w:t xml:space="preserve">데릭: …킥오프 전에 다 계획했군요.</w:t>
+      </w:r>
+    </w:p>
+    <w:p>
+      <w:pPr>
+        <w:pStyle w:val="BodyText"/>
+      </w:pPr>
+      <w:r>
+        <w:t xml:space="preserve">소피아: 전 다 계획해요. 당신 반응만 빼고. 그건 기다려야 했죠.</w:t>
+      </w:r>
+    </w:p>
+    <w:p>
+      <w:pPr>
+        <w:pStyle w:val="BodyText"/>
+      </w:pPr>
+      <w:r>
+        <w:t xml:space="preserve">데릭: 좋아요. 할게요. 글로우는 제 거예요.</w:t>
+      </w:r>
+    </w:p>
+    <w:p>
+      <w:pPr>
+        <w:pStyle w:val="BodyText"/>
+      </w:pPr>
+      <w:r>
+        <w:t xml:space="preserve">소피아: 글로우는 우리 거예요. 당신이 이끄는 거고.</w:t>
+      </w:r>
+    </w:p>
+    <w:p>
+      <w:pPr>
+        <w:pStyle w:val="BodyText"/>
+      </w:pPr>
+      <w:r>
+        <w:t xml:space="preserve">데릭: 노아처럼 말하네요.</w:t>
+      </w:r>
+    </w:p>
+    <w:bookmarkEnd w:id="35"/>
+    <w:bookmarkStart w:id="36" w:name="마무리-오후-5시-1"/>
+    <w:p>
+      <w:pPr>
+        <w:pStyle w:val="Heading3"/>
+      </w:pPr>
+      <w:r>
+        <w:t xml:space="preserve">마무리 — 오후 5시</w:t>
+      </w:r>
+    </w:p>
+    <w:p>
+      <w:pPr>
+        <w:pStyle w:val="FirstParagraph"/>
+      </w:pPr>
+      <w:r>
+        <w:t xml:space="preserve">에이바: 데릭. 소피아가 말해 줬어요. 댈러스. 미안해요. 제가 요청한 거 아니에요.</w:t>
+      </w:r>
+    </w:p>
+    <w:p>
+      <w:pPr>
+        <w:pStyle w:val="BodyText"/>
+      </w:pPr>
+      <w:r>
+        <w:t xml:space="preserve">데릭: 알아요. 당신 잘못도 아니고, 개인적인 감정도 없어요. 월요일 오전 7시, 웨이드 선생님부터 시작해요. 1월 전에 병원 하나하나 내가 직접 소개할게요. 댈러스에서 누구도 떠넘겨졌다고 느끼지 않게.</w:t>
+      </w:r>
+    </w:p>
+    <w:p>
+      <w:pPr>
+        <w:pStyle w:val="BodyText"/>
+      </w:pPr>
+      <w:r>
+        <w:t xml:space="preserve">에이바: 그래 줄 거예요?</w:t>
+      </w:r>
+    </w:p>
+    <w:p>
+      <w:pPr>
+        <w:pStyle w:val="BodyText"/>
+      </w:pPr>
+      <w:r>
+        <w:t xml:space="preserve">데릭: 커피 가져와요. 좋은 커피로. 그리고 절대 브렌다를 건너뛰지 마요.</w:t>
+      </w:r>
+    </w:p>
+    <w:p>
+      <w:pPr>
+        <w:pStyle w:val="BodyText"/>
+      </w:pPr>
+      <w:r>
+        <w:t xml:space="preserve">에이바: 규칙 알아요. 당신이 가르쳐 줬잖아요.</w:t>
+      </w:r>
+    </w:p>
+    <w:p>
+      <w:pPr>
+        <w:pStyle w:val="BodyText"/>
+      </w:pPr>
+      <w:r>
+        <w:t xml:space="preserve">노아: 소피아. 어떻게 됐어요? 데릭이랑?</w:t>
+      </w:r>
+    </w:p>
+    <w:p>
+      <w:pPr>
+        <w:pStyle w:val="BodyText"/>
+      </w:pPr>
+      <w:r>
+        <w:t xml:space="preserve">소피아: 화났어요. 그리고 신났고요. 솔직히 그게 딱 맞는 조합이에요. 화났다는 건 자기 의사들을 아낀다는 뜻이고, 신났다는 건 글로우가 뭐가 될 수 있는지 보인다는 뜻이에요. 그냥 알겠다고만 했으면 오히려 걱정했을 거예요.</w:t>
+      </w:r>
+    </w:p>
+    <w:p>
+      <w:pPr>
+        <w:pStyle w:val="BodyText"/>
+      </w:pPr>
+      <w:r>
+        <w:t xml:space="preserve">노아: 그리고 팀은요?</w:t>
+      </w:r>
+    </w:p>
+    <w:p>
+      <w:pPr>
+        <w:pStyle w:val="BodyText"/>
+      </w:pPr>
+      <w:r>
+        <w:t xml:space="preserve">소피아: 준비됐어요. 열여섯 명. 지도 하나. 규칙 하나.</w:t>
+      </w:r>
+    </w:p>
+    <w:p>
+      <w:pPr>
+        <w:pStyle w:val="BodyText"/>
+      </w:pPr>
+      <w:r>
+        <w:t xml:space="preserve">조이: 소피아, 팀이 벌써 투표했어요. 첫 고객 이야기 상에.</w:t>
+      </w:r>
+    </w:p>
+    <w:p>
+      <w:pPr>
+        <w:pStyle w:val="BodyText"/>
+      </w:pPr>
+      <w:r>
+        <w:t xml:space="preserve">소피아: 벌써요? 분기가 막 시작됐는데.</w:t>
+      </w:r>
+    </w:p>
+    <w:p>
+      <w:pPr>
+        <w:pStyle w:val="BodyText"/>
+      </w:pPr>
+      <w:r>
+        <w:t xml:space="preserve">조이: 지난 이야기로 투표했어요. 키샤, 에이바, 그리고 식은 피자.</w:t>
+      </w:r>
+    </w:p>
+    <w:p>
+      <w:pPr>
+        <w:pStyle w:val="BodyText"/>
+      </w:pPr>
+      <w:r>
+        <w:t xml:space="preserve">소피아: …그럼 그게 기준이네요. 모든 이야기가 그만큼 좋아야 해요.</w:t>
+      </w:r>
+    </w:p>
+    <w:p>
+      <w:pPr>
+        <w:pStyle w:val="BodyText"/>
+      </w:pPr>
+      <w:r>
+        <w:t xml:space="preserve">노아: 글로우까지 2주.</w:t>
+      </w:r>
+    </w:p>
+    <w:p>
+      <w:pPr>
+        <w:pStyle w:val="BodyText"/>
+      </w:pPr>
+      <w:r>
+        <w:t xml:space="preserve">소피아: 2주. 데릭이 이끌어요. 전 그 방에 있을 거고요. 식은 피자 이야기도 가져갈게요.</w:t>
+      </w:r>
+    </w:p>
+    <w:bookmarkEnd w:id="36"/>
+    <w:bookmarkEnd w:id="37"/>
+    <w:bookmarkEnd w:id="38"/>
     <w:sectPr/>
   </w:body>
 </w:document>
@@ -3935,583 +3882,8 @@
       </w:pPr>
     </w:lvl>
   </w:abstractNum>
-  <w:abstractNum w:abstractNumId="99411">
-    <w:nsid w:val="A99411"/>
-    <w:multiLevelType w:val="multilevel"/>
-    <w:lvl w:ilvl="0">
-      <w:start w:val="1"/>
-      <w:numFmt w:val="decimal"/>
-      <w:lvlText w:val="%1."/>
-      <w:lvlJc w:val="left"/>
-      <w:pPr>
-        <w:ind w:left="720" w:hanging="480"/>
-      </w:pPr>
-    </w:lvl>
-    <w:lvl w:ilvl="1">
-      <w:start w:val="1"/>
-      <w:numFmt w:val="decimal"/>
-      <w:lvlText w:val="%2."/>
-      <w:lvlJc w:val="left"/>
-      <w:pPr>
-        <w:ind w:left="1440" w:hanging="480"/>
-      </w:pPr>
-    </w:lvl>
-    <w:lvl w:ilvl="2">
-      <w:start w:val="1"/>
-      <w:numFmt w:val="decimal"/>
-      <w:lvlText w:val="%3."/>
-      <w:lvlJc w:val="left"/>
-      <w:pPr>
-        <w:ind w:left="2160" w:hanging="480"/>
-      </w:pPr>
-    </w:lvl>
-    <w:lvl w:ilvl="3">
-      <w:start w:val="1"/>
-      <w:numFmt w:val="decimal"/>
-      <w:lvlText w:val="%4."/>
-      <w:lvlJc w:val="left"/>
-      <w:pPr>
-        <w:ind w:left="2880" w:hanging="480"/>
-      </w:pPr>
-    </w:lvl>
-    <w:lvl w:ilvl="4">
-      <w:start w:val="1"/>
-      <w:numFmt w:val="decimal"/>
-      <w:lvlText w:val="%5."/>
-      <w:lvlJc w:val="left"/>
-      <w:pPr>
-        <w:ind w:left="3600" w:hanging="480"/>
-      </w:pPr>
-    </w:lvl>
-    <w:lvl w:ilvl="5">
-      <w:start w:val="1"/>
-      <w:numFmt w:val="decimal"/>
-      <w:lvlText w:val="%6."/>
-      <w:lvlJc w:val="left"/>
-      <w:pPr>
-        <w:ind w:left="4320" w:hanging="480"/>
-      </w:pPr>
-    </w:lvl>
-    <w:lvl w:ilvl="6">
-      <w:start w:val="1"/>
-      <w:numFmt w:val="decimal"/>
-      <w:lvlText w:val="%7."/>
-      <w:lvlJc w:val="left"/>
-      <w:pPr>
-        <w:ind w:left="5040" w:hanging="480"/>
-      </w:pPr>
-    </w:lvl>
-    <w:lvl w:ilvl="7">
-      <w:start w:val="1"/>
-      <w:numFmt w:val="decimal"/>
-      <w:lvlText w:val="%8."/>
-      <w:lvlJc w:val="left"/>
-      <w:pPr>
-        <w:ind w:left="5760" w:hanging="480"/>
-      </w:pPr>
-    </w:lvl>
-    <w:lvl w:ilvl="8">
-      <w:start w:val="1"/>
-      <w:numFmt w:val="decimal"/>
-      <w:lvlText w:val="%9."/>
-      <w:lvlJc w:val="left"/>
-      <w:pPr>
-        <w:ind w:left="6480" w:hanging="480"/>
-      </w:pPr>
-    </w:lvl>
-  </w:abstractNum>
-  <w:abstractNum w:abstractNumId="994116">
-    <w:nsid w:val="A994116"/>
-    <w:multiLevelType w:val="multilevel"/>
-    <w:lvl w:ilvl="0">
-      <w:start w:val="16"/>
-      <w:numFmt w:val="decimal"/>
-      <w:lvlText w:val="%1."/>
-      <w:lvlJc w:val="left"/>
-      <w:pPr>
-        <w:ind w:left="720" w:hanging="480"/>
-      </w:pPr>
-    </w:lvl>
-    <w:lvl w:ilvl="1">
-      <w:start w:val="16"/>
-      <w:numFmt w:val="decimal"/>
-      <w:lvlText w:val="%2."/>
-      <w:lvlJc w:val="left"/>
-      <w:pPr>
-        <w:ind w:left="1440" w:hanging="480"/>
-      </w:pPr>
-    </w:lvl>
-    <w:lvl w:ilvl="2">
-      <w:start w:val="16"/>
-      <w:numFmt w:val="decimal"/>
-      <w:lvlText w:val="%3."/>
-      <w:lvlJc w:val="left"/>
-      <w:pPr>
-        <w:ind w:left="2160" w:hanging="480"/>
-      </w:pPr>
-    </w:lvl>
-    <w:lvl w:ilvl="3">
-      <w:start w:val="16"/>
-      <w:numFmt w:val="decimal"/>
-      <w:lvlText w:val="%4."/>
-      <w:lvlJc w:val="left"/>
-      <w:pPr>
-        <w:ind w:left="2880" w:hanging="480"/>
-      </w:pPr>
-    </w:lvl>
-    <w:lvl w:ilvl="4">
-      <w:start w:val="16"/>
-      <w:numFmt w:val="decimal"/>
-      <w:lvlText w:val="%5."/>
-      <w:lvlJc w:val="left"/>
-      <w:pPr>
-        <w:ind w:left="3600" w:hanging="480"/>
-      </w:pPr>
-    </w:lvl>
-    <w:lvl w:ilvl="5">
-      <w:start w:val="16"/>
-      <w:numFmt w:val="decimal"/>
-      <w:lvlText w:val="%6."/>
-      <w:lvlJc w:val="left"/>
-      <w:pPr>
-        <w:ind w:left="4320" w:hanging="480"/>
-      </w:pPr>
-    </w:lvl>
-    <w:lvl w:ilvl="6">
-      <w:start w:val="16"/>
-      <w:numFmt w:val="decimal"/>
-      <w:lvlText w:val="%7."/>
-      <w:lvlJc w:val="left"/>
-      <w:pPr>
-        <w:ind w:left="5040" w:hanging="480"/>
-      </w:pPr>
-    </w:lvl>
-    <w:lvl w:ilvl="7">
-      <w:start w:val="16"/>
-      <w:numFmt w:val="decimal"/>
-      <w:lvlText w:val="%8."/>
-      <w:lvlJc w:val="left"/>
-      <w:pPr>
-        <w:ind w:left="5760" w:hanging="480"/>
-      </w:pPr>
-    </w:lvl>
-    <w:lvl w:ilvl="8">
-      <w:start w:val="16"/>
-      <w:numFmt w:val="decimal"/>
-      <w:lvlText w:val="%9."/>
-      <w:lvlJc w:val="left"/>
-      <w:pPr>
-        <w:ind w:left="6480" w:hanging="480"/>
-      </w:pPr>
-    </w:lvl>
-  </w:abstractNum>
-  <w:abstractNum w:abstractNumId="994151">
-    <w:nsid w:val="A994151"/>
-    <w:multiLevelType w:val="multilevel"/>
-    <w:lvl w:ilvl="0">
-      <w:start w:val="51"/>
-      <w:numFmt w:val="decimal"/>
-      <w:lvlText w:val="%1."/>
-      <w:lvlJc w:val="left"/>
-      <w:pPr>
-        <w:ind w:left="720" w:hanging="480"/>
-      </w:pPr>
-    </w:lvl>
-    <w:lvl w:ilvl="1">
-      <w:start w:val="51"/>
-      <w:numFmt w:val="decimal"/>
-      <w:lvlText w:val="%2."/>
-      <w:lvlJc w:val="left"/>
-      <w:pPr>
-        <w:ind w:left="1440" w:hanging="480"/>
-      </w:pPr>
-    </w:lvl>
-    <w:lvl w:ilvl="2">
-      <w:start w:val="51"/>
-      <w:numFmt w:val="decimal"/>
-      <w:lvlText w:val="%3."/>
-      <w:lvlJc w:val="left"/>
-      <w:pPr>
-        <w:ind w:left="2160" w:hanging="480"/>
-      </w:pPr>
-    </w:lvl>
-    <w:lvl w:ilvl="3">
-      <w:start w:val="51"/>
-      <w:numFmt w:val="decimal"/>
-      <w:lvlText w:val="%4."/>
-      <w:lvlJc w:val="left"/>
-      <w:pPr>
-        <w:ind w:left="2880" w:hanging="480"/>
-      </w:pPr>
-    </w:lvl>
-    <w:lvl w:ilvl="4">
-      <w:start w:val="51"/>
-      <w:numFmt w:val="decimal"/>
-      <w:lvlText w:val="%5."/>
-      <w:lvlJc w:val="left"/>
-      <w:pPr>
-        <w:ind w:left="3600" w:hanging="480"/>
-      </w:pPr>
-    </w:lvl>
-    <w:lvl w:ilvl="5">
-      <w:start w:val="51"/>
-      <w:numFmt w:val="decimal"/>
-      <w:lvlText w:val="%6."/>
-      <w:lvlJc w:val="left"/>
-      <w:pPr>
-        <w:ind w:left="4320" w:hanging="480"/>
-      </w:pPr>
-    </w:lvl>
-    <w:lvl w:ilvl="6">
-      <w:start w:val="51"/>
-      <w:numFmt w:val="decimal"/>
-      <w:lvlText w:val="%7."/>
-      <w:lvlJc w:val="left"/>
-      <w:pPr>
-        <w:ind w:left="5040" w:hanging="480"/>
-      </w:pPr>
-    </w:lvl>
-    <w:lvl w:ilvl="7">
-      <w:start w:val="51"/>
-      <w:numFmt w:val="decimal"/>
-      <w:lvlText w:val="%8."/>
-      <w:lvlJc w:val="left"/>
-      <w:pPr>
-        <w:ind w:left="5760" w:hanging="480"/>
-      </w:pPr>
-    </w:lvl>
-    <w:lvl w:ilvl="8">
-      <w:start w:val="51"/>
-      <w:numFmt w:val="decimal"/>
-      <w:lvlText w:val="%9."/>
-      <w:lvlJc w:val="left"/>
-      <w:pPr>
-        <w:ind w:left="6480" w:hanging="480"/>
-      </w:pPr>
-    </w:lvl>
-  </w:abstractNum>
-  <w:abstractNum w:abstractNumId="994181">
-    <w:nsid w:val="A994181"/>
-    <w:multiLevelType w:val="multilevel"/>
-    <w:lvl w:ilvl="0">
-      <w:start w:val="81"/>
-      <w:numFmt w:val="decimal"/>
-      <w:lvlText w:val="%1."/>
-      <w:lvlJc w:val="left"/>
-      <w:pPr>
-        <w:ind w:left="720" w:hanging="480"/>
-      </w:pPr>
-    </w:lvl>
-    <w:lvl w:ilvl="1">
-      <w:start w:val="81"/>
-      <w:numFmt w:val="decimal"/>
-      <w:lvlText w:val="%2."/>
-      <w:lvlJc w:val="left"/>
-      <w:pPr>
-        <w:ind w:left="1440" w:hanging="480"/>
-      </w:pPr>
-    </w:lvl>
-    <w:lvl w:ilvl="2">
-      <w:start w:val="81"/>
-      <w:numFmt w:val="decimal"/>
-      <w:lvlText w:val="%3."/>
-      <w:lvlJc w:val="left"/>
-      <w:pPr>
-        <w:ind w:left="2160" w:hanging="480"/>
-      </w:pPr>
-    </w:lvl>
-    <w:lvl w:ilvl="3">
-      <w:start w:val="81"/>
-      <w:numFmt w:val="decimal"/>
-      <w:lvlText w:val="%4."/>
-      <w:lvlJc w:val="left"/>
-      <w:pPr>
-        <w:ind w:left="2880" w:hanging="480"/>
-      </w:pPr>
-    </w:lvl>
-    <w:lvl w:ilvl="4">
-      <w:start w:val="81"/>
-      <w:numFmt w:val="decimal"/>
-      <w:lvlText w:val="%5."/>
-      <w:lvlJc w:val="left"/>
-      <w:pPr>
-        <w:ind w:left="3600" w:hanging="480"/>
-      </w:pPr>
-    </w:lvl>
-    <w:lvl w:ilvl="5">
-      <w:start w:val="81"/>
-      <w:numFmt w:val="decimal"/>
-      <w:lvlText w:val="%6."/>
-      <w:lvlJc w:val="left"/>
-      <w:pPr>
-        <w:ind w:left="4320" w:hanging="480"/>
-      </w:pPr>
-    </w:lvl>
-    <w:lvl w:ilvl="6">
-      <w:start w:val="81"/>
-      <w:numFmt w:val="decimal"/>
-      <w:lvlText w:val="%7."/>
-      <w:lvlJc w:val="left"/>
-      <w:pPr>
-        <w:ind w:left="5040" w:hanging="480"/>
-      </w:pPr>
-    </w:lvl>
-    <w:lvl w:ilvl="7">
-      <w:start w:val="81"/>
-      <w:numFmt w:val="decimal"/>
-      <w:lvlText w:val="%8."/>
-      <w:lvlJc w:val="left"/>
-      <w:pPr>
-        <w:ind w:left="5760" w:hanging="480"/>
-      </w:pPr>
-    </w:lvl>
-    <w:lvl w:ilvl="8">
-      <w:start w:val="81"/>
-      <w:numFmt w:val="decimal"/>
-      <w:lvlText w:val="%9."/>
-      <w:lvlJc w:val="left"/>
-      <w:pPr>
-        <w:ind w:left="6480" w:hanging="480"/>
-      </w:pPr>
-    </w:lvl>
-  </w:abstractNum>
-  <w:abstractNum w:abstractNumId="9941106">
-    <w:nsid w:val="A9941106"/>
-    <w:multiLevelType w:val="multilevel"/>
-    <w:lvl w:ilvl="0">
-      <w:start w:val="106"/>
-      <w:numFmt w:val="decimal"/>
-      <w:lvlText w:val="%1."/>
-      <w:lvlJc w:val="left"/>
-      <w:pPr>
-        <w:ind w:left="720" w:hanging="480"/>
-      </w:pPr>
-    </w:lvl>
-    <w:lvl w:ilvl="1">
-      <w:start w:val="106"/>
-      <w:numFmt w:val="decimal"/>
-      <w:lvlText w:val="%2."/>
-      <w:lvlJc w:val="left"/>
-      <w:pPr>
-        <w:ind w:left="1440" w:hanging="480"/>
-      </w:pPr>
-    </w:lvl>
-    <w:lvl w:ilvl="2">
-      <w:start w:val="106"/>
-      <w:numFmt w:val="decimal"/>
-      <w:lvlText w:val="%3."/>
-      <w:lvlJc w:val="left"/>
-      <w:pPr>
-        <w:ind w:left="2160" w:hanging="480"/>
-      </w:pPr>
-    </w:lvl>
-    <w:lvl w:ilvl="3">
-      <w:start w:val="106"/>
-      <w:numFmt w:val="decimal"/>
-      <w:lvlText w:val="%4."/>
-      <w:lvlJc w:val="left"/>
-      <w:pPr>
-        <w:ind w:left="2880" w:hanging="480"/>
-      </w:pPr>
-    </w:lvl>
-    <w:lvl w:ilvl="4">
-      <w:start w:val="106"/>
-      <w:numFmt w:val="decimal"/>
-      <w:lvlText w:val="%5."/>
-      <w:lvlJc w:val="left"/>
-      <w:pPr>
-        <w:ind w:left="3600" w:hanging="480"/>
-      </w:pPr>
-    </w:lvl>
-    <w:lvl w:ilvl="5">
-      <w:start w:val="106"/>
-      <w:numFmt w:val="decimal"/>
-      <w:lvlText w:val="%6."/>
-      <w:lvlJc w:val="left"/>
-      <w:pPr>
-        <w:ind w:left="4320" w:hanging="480"/>
-      </w:pPr>
-    </w:lvl>
-    <w:lvl w:ilvl="6">
-      <w:start w:val="106"/>
-      <w:numFmt w:val="decimal"/>
-      <w:lvlText w:val="%7."/>
-      <w:lvlJc w:val="left"/>
-      <w:pPr>
-        <w:ind w:left="5040" w:hanging="480"/>
-      </w:pPr>
-    </w:lvl>
-    <w:lvl w:ilvl="7">
-      <w:start w:val="106"/>
-      <w:numFmt w:val="decimal"/>
-      <w:lvlText w:val="%8."/>
-      <w:lvlJc w:val="left"/>
-      <w:pPr>
-        <w:ind w:left="5760" w:hanging="480"/>
-      </w:pPr>
-    </w:lvl>
-    <w:lvl w:ilvl="8">
-      <w:start w:val="106"/>
-      <w:numFmt w:val="decimal"/>
-      <w:lvlText w:val="%9."/>
-      <w:lvlJc w:val="left"/>
-      <w:pPr>
-        <w:ind w:left="6480" w:hanging="480"/>
-      </w:pPr>
-    </w:lvl>
-  </w:abstractNum>
   <w:num w:numId="1000">
     <w:abstractNumId w:val="990"/>
-  </w:num>
-  <w:num w:numId="1001">
-    <w:abstractNumId w:val="99411"/>
-    <w:lvlOverride w:ilvl="0">
-      <w:startOverride w:val="1"/>
-    </w:lvlOverride>
-    <w:lvlOverride w:ilvl="1">
-      <w:startOverride w:val="1"/>
-    </w:lvlOverride>
-    <w:lvlOverride w:ilvl="2">
-      <w:startOverride w:val="1"/>
-    </w:lvlOverride>
-    <w:lvlOverride w:ilvl="3">
-      <w:startOverride w:val="1"/>
-    </w:lvlOverride>
-    <w:lvlOverride w:ilvl="4">
-      <w:startOverride w:val="1"/>
-    </w:lvlOverride>
-    <w:lvlOverride w:ilvl="5">
-      <w:startOverride w:val="1"/>
-    </w:lvlOverride>
-    <w:lvlOverride w:ilvl="6">
-      <w:startOverride w:val="1"/>
-    </w:lvlOverride>
-    <w:lvlOverride w:ilvl="7">
-      <w:startOverride w:val="1"/>
-    </w:lvlOverride>
-    <w:lvlOverride w:ilvl="8">
-      <w:startOverride w:val="1"/>
-    </w:lvlOverride>
-  </w:num>
-  <w:num w:numId="1002">
-    <w:abstractNumId w:val="994116"/>
-    <w:lvlOverride w:ilvl="0">
-      <w:startOverride w:val="16"/>
-    </w:lvlOverride>
-    <w:lvlOverride w:ilvl="1">
-      <w:startOverride w:val="16"/>
-    </w:lvlOverride>
-    <w:lvlOverride w:ilvl="2">
-      <w:startOverride w:val="16"/>
-    </w:lvlOverride>
-    <w:lvlOverride w:ilvl="3">
-      <w:startOverride w:val="16"/>
-    </w:lvlOverride>
-    <w:lvlOverride w:ilvl="4">
-      <w:startOverride w:val="16"/>
-    </w:lvlOverride>
-    <w:lvlOverride w:ilvl="5">
-      <w:startOverride w:val="16"/>
-    </w:lvlOverride>
-    <w:lvlOverride w:ilvl="6">
-      <w:startOverride w:val="16"/>
-    </w:lvlOverride>
-    <w:lvlOverride w:ilvl="7">
-      <w:startOverride w:val="16"/>
-    </w:lvlOverride>
-    <w:lvlOverride w:ilvl="8">
-      <w:startOverride w:val="16"/>
-    </w:lvlOverride>
-  </w:num>
-  <w:num w:numId="1003">
-    <w:abstractNumId w:val="994151"/>
-    <w:lvlOverride w:ilvl="0">
-      <w:startOverride w:val="51"/>
-    </w:lvlOverride>
-    <w:lvlOverride w:ilvl="1">
-      <w:startOverride w:val="51"/>
-    </w:lvlOverride>
-    <w:lvlOverride w:ilvl="2">
-      <w:startOverride w:val="51"/>
-    </w:lvlOverride>
-    <w:lvlOverride w:ilvl="3">
-      <w:startOverride w:val="51"/>
-    </w:lvlOverride>
-    <w:lvlOverride w:ilvl="4">
-      <w:startOverride w:val="51"/>
-    </w:lvlOverride>
-    <w:lvlOverride w:ilvl="5">
-      <w:startOverride w:val="51"/>
-    </w:lvlOverride>
-    <w:lvlOverride w:ilvl="6">
-      <w:startOverride w:val="51"/>
-    </w:lvlOverride>
-    <w:lvlOverride w:ilvl="7">
-      <w:startOverride w:val="51"/>
-    </w:lvlOverride>
-    <w:lvlOverride w:ilvl="8">
-      <w:startOverride w:val="51"/>
-    </w:lvlOverride>
-  </w:num>
-  <w:num w:numId="1004">
-    <w:abstractNumId w:val="994181"/>
-    <w:lvlOverride w:ilvl="0">
-      <w:startOverride w:val="81"/>
-    </w:lvlOverride>
-    <w:lvlOverride w:ilvl="1">
-      <w:startOverride w:val="81"/>
-    </w:lvlOverride>
-    <w:lvlOverride w:ilvl="2">
-      <w:startOverride w:val="81"/>
-    </w:lvlOverride>
-    <w:lvlOverride w:ilvl="3">
-      <w:startOverride w:val="81"/>
-    </w:lvlOverride>
-    <w:lvlOverride w:ilvl="4">
-      <w:startOverride w:val="81"/>
-    </w:lvlOverride>
-    <w:lvlOverride w:ilvl="5">
-      <w:startOverride w:val="81"/>
-    </w:lvlOverride>
-    <w:lvlOverride w:ilvl="6">
-      <w:startOverride w:val="81"/>
-    </w:lvlOverride>
-    <w:lvlOverride w:ilvl="7">
-      <w:startOverride w:val="81"/>
-    </w:lvlOverride>
-    <w:lvlOverride w:ilvl="8">
-      <w:startOverride w:val="81"/>
-    </w:lvlOverride>
-  </w:num>
-  <w:num w:numId="1005">
-    <w:abstractNumId w:val="9941106"/>
-    <w:lvlOverride w:ilvl="0">
-      <w:startOverride w:val="106"/>
-    </w:lvlOverride>
-    <w:lvlOverride w:ilvl="1">
-      <w:startOverride w:val="106"/>
-    </w:lvlOverride>
-    <w:lvlOverride w:ilvl="2">
-      <w:startOverride w:val="106"/>
-    </w:lvlOverride>
-    <w:lvlOverride w:ilvl="3">
-      <w:startOverride w:val="106"/>
-    </w:lvlOverride>
-    <w:lvlOverride w:ilvl="4">
-      <w:startOverride w:val="106"/>
-    </w:lvlOverride>
-    <w:lvlOverride w:ilvl="5">
-      <w:startOverride w:val="106"/>
-    </w:lvlOverride>
-    <w:lvlOverride w:ilvl="6">
-      <w:startOverride w:val="106"/>
-    </w:lvlOverride>
-    <w:lvlOverride w:ilvl="7">
-      <w:startOverride w:val="106"/>
-    </w:lvlOverride>
-    <w:lvlOverride w:ilvl="8">
-      <w:startOverride w:val="106"/>
-    </w:lvlOverride>
   </w:num>
 </w:numbering>
 </file>
